--- a/docs/ORSAPR_TZ_new.docx
+++ b/docs/ORSAPR_TZ_new.docx
@@ -1,6 +1,6 @@
 
 <file path=word/document.xml><?xml version="1.0" encoding="utf-8"?>
-<w:document xmlns:wpc="http://schemas.microsoft.com/office/word/2010/wordprocessingCanvas" xmlns:cx="http://schemas.microsoft.com/office/drawing/2014/chartex" xmlns:cx1="http://schemas.microsoft.com/office/drawing/2015/9/8/chartex" xmlns:cx2="http://schemas.microsoft.com/office/drawing/2015/10/21/chartex" xmlns:cx3="http://schemas.microsoft.com/office/drawing/2016/5/9/chartex" xmlns:cx4="http://schemas.microsoft.com/office/drawing/2016/5/10/chartex" xmlns:cx5="http://schemas.microsoft.com/office/drawing/2016/5/11/chartex" xmlns:cx6="http://schemas.microsoft.com/office/drawing/2016/5/12/chartex" xmlns:cx7="http://schemas.microsoft.com/office/drawing/2016/5/13/chartex" xmlns:cx8="http://schemas.microsoft.com/office/drawing/2016/5/14/chartex" xmlns:mc="http://schemas.openxmlformats.org/markup-compatibility/2006" xmlns:aink="http://schemas.microsoft.com/office/drawing/2016/ink" xmlns:am3d="http://schemas.microsoft.com/office/drawing/2017/model3d" xmlns:o="urn:schemas-microsoft-com:office:office" xmlns:r="http://schemas.openxmlformats.org/officeDocument/2006/relationships" xmlns:m="http://schemas.openxmlformats.org/officeDocument/2006/math" xmlns:v="urn:schemas-microsoft-com:vml" xmlns:wp14="http://schemas.microsoft.com/office/word/2010/wordprocessingDrawing" xmlns:wp="http://schemas.openxmlformats.org/drawingml/2006/wordprocessingDrawing" xmlns:w10="urn:schemas-microsoft-com:office:word" xmlns:w="http://schemas.openxmlformats.org/wordprocessingml/2006/main" xmlns:w14="http://schemas.microsoft.com/office/word/2010/wordml" xmlns:w15="http://schemas.microsoft.com/office/word/2012/wordml" xmlns:w16cex="http://schemas.microsoft.com/office/word/2018/wordml/cex" xmlns:w16cid="http://schemas.microsoft.com/office/word/2016/wordml/cid" xmlns:w16="http://schemas.microsoft.com/office/word/2018/wordml" xmlns:w16sdtdh="http://schemas.microsoft.com/office/word/2020/wordml/sdtdatahash" xmlns:w16se="http://schemas.microsoft.com/office/word/2015/wordml/symex" xmlns:wpg="http://schemas.microsoft.com/office/word/2010/wordprocessingGroup" xmlns:wpi="http://schemas.microsoft.com/office/word/2010/wordprocessingInk" xmlns:wne="http://schemas.microsoft.com/office/word/2006/wordml" xmlns:wps="http://schemas.microsoft.com/office/word/2010/wordprocessingShape" mc:Ignorable="w14 w15 w16se w16cid w16 w16cex w16sdtdh wp14">
+<w:document xmlns:wpc="http://schemas.microsoft.com/office/word/2010/wordprocessingCanvas" xmlns:cx="http://schemas.microsoft.com/office/drawing/2014/chartex" xmlns:cx1="http://schemas.microsoft.com/office/drawing/2015/9/8/chartex" xmlns:cx2="http://schemas.microsoft.com/office/drawing/2015/10/21/chartex" xmlns:cx3="http://schemas.microsoft.com/office/drawing/2016/5/9/chartex" xmlns:cx4="http://schemas.microsoft.com/office/drawing/2016/5/10/chartex" xmlns:cx5="http://schemas.microsoft.com/office/drawing/2016/5/11/chartex" xmlns:cx6="http://schemas.microsoft.com/office/drawing/2016/5/12/chartex" xmlns:cx7="http://schemas.microsoft.com/office/drawing/2016/5/13/chartex" xmlns:cx8="http://schemas.microsoft.com/office/drawing/2016/5/14/chartex" xmlns:mc="http://schemas.openxmlformats.org/markup-compatibility/2006" xmlns:aink="http://schemas.microsoft.com/office/drawing/2016/ink" xmlns:am3d="http://schemas.microsoft.com/office/drawing/2017/model3d" xmlns:o="urn:schemas-microsoft-com:office:office" xmlns:oel="http://schemas.microsoft.com/office/2019/extlst" xmlns:r="http://schemas.openxmlformats.org/officeDocument/2006/relationships" xmlns:m="http://schemas.openxmlformats.org/officeDocument/2006/math" xmlns:v="urn:schemas-microsoft-com:vml" xmlns:wp14="http://schemas.microsoft.com/office/word/2010/wordprocessingDrawing" xmlns:wp="http://schemas.openxmlformats.org/drawingml/2006/wordprocessingDrawing" xmlns:w10="urn:schemas-microsoft-com:office:word" xmlns:w="http://schemas.openxmlformats.org/wordprocessingml/2006/main" xmlns:w14="http://schemas.microsoft.com/office/word/2010/wordml" xmlns:w15="http://schemas.microsoft.com/office/word/2012/wordml" xmlns:w16cex="http://schemas.microsoft.com/office/word/2018/wordml/cex" xmlns:w16cid="http://schemas.microsoft.com/office/word/2016/wordml/cid" xmlns:w16="http://schemas.microsoft.com/office/word/2018/wordml" xmlns:w16du="http://schemas.microsoft.com/office/word/2023/wordml/word16du" xmlns:w16sdtdh="http://schemas.microsoft.com/office/word/2020/wordml/sdtdatahash" xmlns:w16sdtfl="http://schemas.microsoft.com/office/word/2024/wordml/sdtformatlock" xmlns:w16se="http://schemas.microsoft.com/office/word/2015/wordml/symex" xmlns:wpg="http://schemas.microsoft.com/office/word/2010/wordprocessingGroup" xmlns:wpi="http://schemas.microsoft.com/office/word/2010/wordprocessingInk" xmlns:wne="http://schemas.microsoft.com/office/word/2006/wordml" xmlns:wps="http://schemas.microsoft.com/office/word/2010/wordprocessingShape" mc:Ignorable="w14 w15 w16se w16cid w16 w16cex w16sdtdh w16sdtfl w16du wp14">
   <w:body>
     <w:p>
       <w:pPr>
@@ -132,7 +132,6 @@
         </w:rPr>
         <w:t xml:space="preserve">» для системы автоматизированного проектирования </w:t>
       </w:r>
-      <w:proofErr w:type="spellStart"/>
       <w:r>
         <w:rPr>
           <w:b/>
@@ -149,7 +148,6 @@
         </w:rPr>
         <w:t>oCAD</w:t>
       </w:r>
-      <w:proofErr w:type="spellEnd"/>
     </w:p>
     <w:p>
       <w:pPr>
@@ -3571,24 +3569,9 @@
         <w:pStyle w:val="2"/>
       </w:pPr>
       <w:bookmarkStart w:id="1" w:name="_Toc242259991"/>
-      <w:commentRangeStart w:id="2"/>
-      <w:commentRangeStart w:id="3"/>
       <w:r>
         <w:t>Полное наименование автоматизированной системы и её условное обозначение</w:t>
       </w:r>
-      <w:commentRangeEnd w:id="2"/>
-      <w:r>
-        <w:commentReference w:id="2"/>
-      </w:r>
-      <w:commentRangeEnd w:id="3"/>
-      <w:r>
-        <w:rPr>
-          <w:rStyle w:val="af"/>
-          <w:rFonts w:eastAsiaTheme="minorHAnsi" w:cs="Times New Roman"/>
-          <w:b w:val="0"/>
-        </w:rPr>
-        <w:commentReference w:id="3"/>
-      </w:r>
       <w:bookmarkEnd w:id="1"/>
     </w:p>
     <w:p>
@@ -3601,7 +3584,6 @@
       <w:r>
         <w:t xml:space="preserve">» для системы автоматизированного проектирования (САПР) </w:t>
       </w:r>
-      <w:proofErr w:type="spellStart"/>
       <w:r>
         <w:rPr>
           <w:lang w:val="en-US"/>
@@ -3614,7 +3596,6 @@
         </w:rPr>
         <w:t>CAD</w:t>
       </w:r>
-      <w:proofErr w:type="spellEnd"/>
       <w:r>
         <w:t>.</w:t>
       </w:r>
@@ -3623,26 +3604,13 @@
       <w:pPr>
         <w:pStyle w:val="2"/>
       </w:pPr>
-      <w:bookmarkStart w:id="4" w:name="_Toc242259992"/>
+      <w:bookmarkStart w:id="2" w:name="_Toc242259992"/>
       <w:r>
         <w:t>Наименование заказчика</w:t>
       </w:r>
-      <w:bookmarkEnd w:id="4"/>
-    </w:p>
-    <w:p>
-      <w:commentRangeStart w:id="5"/>
-      <w:commentRangeStart w:id="6"/>
-      <w:commentRangeEnd w:id="5"/>
-      <w:r>
-        <w:commentReference w:id="5"/>
-      </w:r>
-      <w:commentRangeEnd w:id="6"/>
-      <w:r>
-        <w:rPr>
-          <w:rStyle w:val="af"/>
-        </w:rPr>
-        <w:commentReference w:id="6"/>
-      </w:r>
+      <w:bookmarkEnd w:id="2"/>
+    </w:p>
+    <w:p>
       <w:r>
         <w:t xml:space="preserve"> </w:t>
       </w:r>
@@ -3652,15 +3620,7 @@
     </w:p>
     <w:p>
       <w:r>
-        <w:t xml:space="preserve">Заказчиком работ является: кандидат технических наук, доцент КСУП </w:t>
-      </w:r>
-      <w:proofErr w:type="spellStart"/>
-      <w:r>
-        <w:t>Калентьев</w:t>
-      </w:r>
-      <w:proofErr w:type="spellEnd"/>
-      <w:r>
-        <w:t xml:space="preserve"> Алексей Анатольевич.   </w:t>
+        <w:t xml:space="preserve">Заказчиком работ является: кандидат технических наук, доцент КСУП Калентьев Алексей Анатольевич.   </w:t>
       </w:r>
     </w:p>
     <w:p>
@@ -3677,11 +3637,11 @@
       <w:pPr>
         <w:pStyle w:val="2"/>
       </w:pPr>
-      <w:bookmarkStart w:id="7" w:name="_Toc242259993"/>
+      <w:bookmarkStart w:id="3" w:name="_Toc242259993"/>
       <w:r>
         <w:t>Перечень документов, на основании которых создаётся АС</w:t>
       </w:r>
-      <w:bookmarkEnd w:id="7"/>
+      <w:bookmarkEnd w:id="3"/>
     </w:p>
     <w:p>
       <w:r>
@@ -3713,11 +3673,11 @@
       <w:pPr>
         <w:pStyle w:val="2"/>
       </w:pPr>
-      <w:bookmarkStart w:id="8" w:name="_Toc242259994"/>
+      <w:bookmarkStart w:id="4" w:name="_Toc242259994"/>
       <w:r>
         <w:t>Плановые сроки начала и окончания работ по созданию АС</w:t>
       </w:r>
-      <w:bookmarkEnd w:id="8"/>
+      <w:bookmarkEnd w:id="4"/>
     </w:p>
     <w:p>
       <w:r>
@@ -3768,22 +3728,22 @@
       <w:pPr>
         <w:pStyle w:val="1"/>
       </w:pPr>
-      <w:bookmarkStart w:id="9" w:name="_Toc242259995"/>
+      <w:bookmarkStart w:id="5" w:name="_Toc242259995"/>
       <w:r>
         <w:lastRenderedPageBreak/>
         <w:t>Цели и назначение создания автоматизированной системы</w:t>
       </w:r>
-      <w:bookmarkEnd w:id="9"/>
+      <w:bookmarkEnd w:id="5"/>
     </w:p>
     <w:p>
       <w:pPr>
         <w:pStyle w:val="2"/>
       </w:pPr>
-      <w:bookmarkStart w:id="10" w:name="_Toc242259996"/>
+      <w:bookmarkStart w:id="6" w:name="_Toc242259996"/>
       <w:r>
         <w:t>Цели создания АС</w:t>
       </w:r>
-      <w:bookmarkEnd w:id="10"/>
+      <w:bookmarkEnd w:id="6"/>
     </w:p>
     <w:p>
       <w:r>
@@ -3798,7 +3758,6 @@
       <w:r>
         <w:t xml:space="preserve">» для САПР </w:t>
       </w:r>
-      <w:proofErr w:type="spellStart"/>
       <w:r>
         <w:rPr>
           <w:lang w:val="en-US"/>
@@ -3811,7 +3770,6 @@
         </w:rPr>
         <w:t>CAD</w:t>
       </w:r>
-      <w:proofErr w:type="spellEnd"/>
       <w:r>
         <w:t xml:space="preserve"> </w:t>
       </w:r>
@@ -3829,11 +3787,11 @@
       <w:pPr>
         <w:pStyle w:val="2"/>
       </w:pPr>
-      <w:bookmarkStart w:id="11" w:name="_Toc242259997"/>
+      <w:bookmarkStart w:id="7" w:name="_Toc242259997"/>
       <w:r>
         <w:t>Назначение АС</w:t>
       </w:r>
-      <w:bookmarkEnd w:id="11"/>
+      <w:bookmarkEnd w:id="7"/>
     </w:p>
     <w:p>
       <w:r>
@@ -3886,7 +3844,7 @@
                     </pic:cNvPicPr>
                   </pic:nvPicPr>
                   <pic:blipFill>
-                    <a:blip r:embed="rId12">
+                    <a:blip r:embed="rId8">
                       <a:extLst>
                         <a:ext uri="{28A0092B-C50C-407E-A947-70E740481C1C}">
                           <a14:useLocalDpi xmlns:a14="http://schemas.microsoft.com/office/drawing/2010/main" val="0"/>
@@ -3953,32 +3911,32 @@
       <w:pPr>
         <w:pStyle w:val="1"/>
       </w:pPr>
-      <w:bookmarkStart w:id="12" w:name="_Toc242259998"/>
+      <w:bookmarkStart w:id="8" w:name="_Toc242259998"/>
       <w:r>
         <w:lastRenderedPageBreak/>
         <w:t>Требования к автоматизированной системе</w:t>
       </w:r>
-      <w:bookmarkEnd w:id="12"/>
+      <w:bookmarkEnd w:id="8"/>
     </w:p>
     <w:p>
       <w:pPr>
         <w:pStyle w:val="2"/>
       </w:pPr>
-      <w:bookmarkStart w:id="13" w:name="_Toc242259999"/>
+      <w:bookmarkStart w:id="9" w:name="_Toc242259999"/>
       <w:r>
         <w:t>Требования к структуре АС в целом</w:t>
       </w:r>
-      <w:bookmarkEnd w:id="13"/>
+      <w:bookmarkEnd w:id="9"/>
     </w:p>
     <w:p>
       <w:pPr>
         <w:pStyle w:val="3"/>
       </w:pPr>
-      <w:bookmarkStart w:id="14" w:name="_Toc242260000"/>
+      <w:bookmarkStart w:id="10" w:name="_Toc242260000"/>
       <w:r>
         <w:t>Требования к структуре и функционированию системы</w:t>
       </w:r>
-      <w:bookmarkEnd w:id="14"/>
+      <w:bookmarkEnd w:id="10"/>
     </w:p>
     <w:p>
       <w:r>
@@ -3989,7 +3947,6 @@
       <w:r>
         <w:t>• В качестве встроенного плагина САПР “</w:t>
       </w:r>
-      <w:proofErr w:type="spellStart"/>
       <w:r>
         <w:rPr>
           <w:lang w:val="en-US"/>
@@ -4002,7 +3959,6 @@
         </w:rPr>
         <w:t>CAD</w:t>
       </w:r>
-      <w:proofErr w:type="spellEnd"/>
       <w:r>
         <w:t xml:space="preserve">”, который запускается непосредственно из САПР. </w:t>
       </w:r>
@@ -4011,7 +3967,6 @@
       <w:r>
         <w:t>• В качестве сторонней программы, способной запустить процесс программы “</w:t>
       </w:r>
-      <w:proofErr w:type="spellStart"/>
       <w:r>
         <w:rPr>
           <w:lang w:val="en-US"/>
@@ -4024,7 +3979,6 @@
         </w:rPr>
         <w:t>CAD</w:t>
       </w:r>
-      <w:proofErr w:type="spellEnd"/>
       <w:r>
         <w:t>” для построения детали.</w:t>
       </w:r>
@@ -4044,24 +3998,11 @@
       </w:r>
     </w:p>
     <w:p>
-      <w:commentRangeStart w:id="15"/>
-      <w:commentRangeStart w:id="16"/>
       <w:r>
         <w:t>• D1 — наружный</w:t>
       </w:r>
       <w:r>
         <w:t xml:space="preserve"> диаметр маховика (штурвала), мм (100–500), ряд значений принимается по ГОСТ 21752-76, таблица 1, столбец «Диаметр D»;</w:t>
-      </w:r>
-      <w:commentRangeEnd w:id="15"/>
-      <w:r>
-        <w:commentReference w:id="15"/>
-      </w:r>
-      <w:commentRangeEnd w:id="16"/>
-      <w:r>
-        <w:rPr>
-          <w:rStyle w:val="af"/>
-        </w:rPr>
-        <w:commentReference w:id="16"/>
       </w:r>
     </w:p>
     <w:p>
@@ -4142,24 +4083,11 @@
         <w:lastRenderedPageBreak/>
         <w:t>Параметр S задаёт требуемую минимально допустимую толщину стенки ступицы между посадочным отверстием (D2) и наружной поверхностью ступицы (D3). Значение S вводится пользователем как конструктивное ограничение и используется для проверки корректности геометрии</w:t>
       </w:r>
-      <w:commentRangeStart w:id="17"/>
-      <w:commentRangeStart w:id="18"/>
       <w:r>
         <w:t>.</w:t>
       </w:r>
-      <w:commentRangeEnd w:id="17"/>
-      <w:commentRangeEnd w:id="18"/>
-    </w:p>
-    <w:p>
-      <w:r>
-        <w:commentReference w:id="17"/>
-      </w:r>
-      <w:r>
-        <w:rPr>
-          <w:rStyle w:val="af"/>
-        </w:rPr>
-        <w:commentReference w:id="18"/>
-      </w:r>
+    </w:p>
+    <w:p>
       <w:r>
         <w:t>Если для одного значения D1 по ГОСТ 21752-76 предусмотрено несколько конструктивных исполнений (несколько допустимых сочетаний D2/D3/L1), система должна предложить пользователю конечный список этих исполнений для явного выбора. Разрешение неоднозначности осуществляется выбором пользователя из предложенного перечня; автоматический выбор исполнения «по умолчанию» не допускается.</w:t>
       </w:r>
@@ -4361,7 +4289,6 @@
       <w:r>
         <w:t xml:space="preserve">» в САПР </w:t>
       </w:r>
-      <w:proofErr w:type="spellStart"/>
       <w:r>
         <w:rPr>
           <w:lang w:val="en-US"/>
@@ -4374,7 +4301,6 @@
         </w:rPr>
         <w:t>CAD</w:t>
       </w:r>
-      <w:proofErr w:type="spellEnd"/>
       <w:r>
         <w:t>. В плагине должны проходить проверки значений, вводимых пользователем. Реализуемый плагин должен обеспечивать обработку ошибочных ситуаций, возникающих в процессе работы. При нажатии на кнопку «Построить» должна проходить проверка правильности ввода данных. Если данные некорректные, то должно высветиться окно с ошибкой построения и не будут применяться введенные параметры</w:t>
       </w:r>
@@ -4386,11 +4312,11 @@
       <w:pPr>
         <w:pStyle w:val="3"/>
       </w:pPr>
-      <w:bookmarkStart w:id="19" w:name="_Toc242260001"/>
+      <w:bookmarkStart w:id="11" w:name="_Toc242260001"/>
       <w:r>
         <w:t>Требования к численности и квалификации персонала системы</w:t>
       </w:r>
-      <w:bookmarkEnd w:id="19"/>
+      <w:bookmarkEnd w:id="11"/>
     </w:p>
     <w:p>
       <w:r>
@@ -4401,11 +4327,11 @@
       <w:pPr>
         <w:pStyle w:val="3"/>
       </w:pPr>
-      <w:bookmarkStart w:id="20" w:name="_Toc242260002"/>
+      <w:bookmarkStart w:id="12" w:name="_Toc242260002"/>
       <w:r>
         <w:t>Показатели назначения</w:t>
       </w:r>
-      <w:bookmarkEnd w:id="20"/>
+      <w:bookmarkEnd w:id="12"/>
     </w:p>
     <w:p>
       <w:r>
@@ -4443,11 +4369,11 @@
       <w:pPr>
         <w:pStyle w:val="3"/>
       </w:pPr>
-      <w:bookmarkStart w:id="21" w:name="_Toc242260003"/>
+      <w:bookmarkStart w:id="13" w:name="_Toc242260003"/>
       <w:r>
         <w:t>Требования к надёжности</w:t>
       </w:r>
-      <w:bookmarkEnd w:id="21"/>
+      <w:bookmarkEnd w:id="13"/>
     </w:p>
     <w:p>
       <w:r>
@@ -4458,11 +4384,11 @@
       <w:pPr>
         <w:pStyle w:val="3"/>
       </w:pPr>
-      <w:bookmarkStart w:id="22" w:name="_Toc242260004"/>
+      <w:bookmarkStart w:id="14" w:name="_Toc242260004"/>
       <w:r>
         <w:t>Требования к безопасности</w:t>
       </w:r>
-      <w:bookmarkEnd w:id="22"/>
+      <w:bookmarkEnd w:id="14"/>
     </w:p>
     <w:p>
       <w:r>
@@ -4482,35 +4408,22 @@
       <w:pPr>
         <w:pStyle w:val="3"/>
       </w:pPr>
-      <w:bookmarkStart w:id="23" w:name="_Toc242260005"/>
+      <w:bookmarkStart w:id="15" w:name="_Toc242260005"/>
       <w:r>
         <w:lastRenderedPageBreak/>
         <w:t>Требования к эргономике и технической эстетике</w:t>
       </w:r>
-      <w:bookmarkEnd w:id="23"/>
-    </w:p>
-    <w:p>
-      <w:r>
-        <w:t xml:space="preserve">Пользовательские интерфейсы для всех подсистем, разработанных в рамках создания системы должны быть выполнены в виде </w:t>
-      </w:r>
-      <w:proofErr w:type="spellStart"/>
-      <w:r>
-        <w:t>desktop</w:t>
-      </w:r>
-      <w:proofErr w:type="spellEnd"/>
+      <w:bookmarkEnd w:id="15"/>
+    </w:p>
+    <w:p>
+      <w:r>
+        <w:t>Пользовательские интерфейсы для всех подсистем, разработанных в рамках создания системы должны быть выполнены в виде desktop</w:t>
+      </w:r>
       <w:r>
         <w:t xml:space="preserve"> </w:t>
       </w:r>
       <w:r>
-        <w:t xml:space="preserve">интерфейсов с помощью фреймворков </w:t>
-      </w:r>
-      <w:proofErr w:type="spellStart"/>
-      <w:r>
-        <w:t>WindowsForms</w:t>
-      </w:r>
-      <w:proofErr w:type="spellEnd"/>
-      <w:r>
-        <w:t xml:space="preserve">, WPF или аналогичных им, позволяющих создавать пользовательские интерфейсы для ОС Windows 10 и выше. </w:t>
+        <w:t xml:space="preserve">интерфейсов с помощью фреймворков WindowsForms, WPF или аналогичных им, позволяющих создавать пользовательские интерфейсы для ОС Windows 10 и выше. </w:t>
       </w:r>
     </w:p>
     <w:p>
@@ -4520,26 +4433,18 @@
     </w:p>
     <w:p>
       <w:r>
-        <w:t xml:space="preserve">Элементы интерфейса должны отвечать рекомендациям по верстке интерфейсов </w:t>
-      </w:r>
-      <w:proofErr w:type="spellStart"/>
-      <w:r>
-        <w:t>desktop</w:t>
-      </w:r>
-      <w:proofErr w:type="spellEnd"/>
-      <w:r>
-        <w:t>-приложений указанным в источнике [1].</w:t>
+        <w:t>Элементы интерфейса должны отвечать рекомендациям по верстке интерфейсов desktop-приложений указанным в источнике [1].</w:t>
       </w:r>
     </w:p>
     <w:p>
       <w:pPr>
         <w:pStyle w:val="3"/>
       </w:pPr>
-      <w:bookmarkStart w:id="24" w:name="_Toc242260006"/>
+      <w:bookmarkStart w:id="16" w:name="_Toc242260006"/>
       <w:r>
         <w:t>Требования к эксплуатации, техническому обслуживанию, ремонту и хранению компонентов системы</w:t>
       </w:r>
-      <w:bookmarkEnd w:id="24"/>
+      <w:bookmarkEnd w:id="16"/>
     </w:p>
     <w:p>
       <w:r>
@@ -4550,11 +4455,11 @@
       <w:pPr>
         <w:pStyle w:val="3"/>
       </w:pPr>
-      <w:bookmarkStart w:id="25" w:name="_Toc242260007"/>
+      <w:bookmarkStart w:id="17" w:name="_Toc242260007"/>
       <w:r>
         <w:t>Требования к защите от несанкционированного доступа</w:t>
       </w:r>
-      <w:bookmarkEnd w:id="25"/>
+      <w:bookmarkEnd w:id="17"/>
     </w:p>
     <w:p>
       <w:r>
@@ -4565,11 +4470,11 @@
       <w:pPr>
         <w:pStyle w:val="3"/>
       </w:pPr>
-      <w:bookmarkStart w:id="26" w:name="_Toc242260008"/>
+      <w:bookmarkStart w:id="18" w:name="_Toc242260008"/>
       <w:r>
         <w:t>Требования по сохранности информации при авариях</w:t>
       </w:r>
-      <w:bookmarkEnd w:id="26"/>
+      <w:bookmarkEnd w:id="18"/>
     </w:p>
     <w:p>
       <w:r>
@@ -4580,11 +4485,11 @@
       <w:pPr>
         <w:pStyle w:val="3"/>
       </w:pPr>
-      <w:bookmarkStart w:id="27" w:name="_Toc242260009"/>
+      <w:bookmarkStart w:id="19" w:name="_Toc242260009"/>
       <w:r>
         <w:t>Требования к защите от влияния внешних воздействий</w:t>
       </w:r>
-      <w:bookmarkEnd w:id="27"/>
+      <w:bookmarkEnd w:id="19"/>
     </w:p>
     <w:p>
       <w:r>
@@ -4595,11 +4500,11 @@
       <w:pPr>
         <w:pStyle w:val="3"/>
       </w:pPr>
-      <w:bookmarkStart w:id="28" w:name="_Toc242260010"/>
+      <w:bookmarkStart w:id="20" w:name="_Toc242260010"/>
       <w:r>
         <w:t>Требования к патентной чистоте</w:t>
       </w:r>
-      <w:bookmarkEnd w:id="28"/>
+      <w:bookmarkEnd w:id="20"/>
     </w:p>
     <w:p>
       <w:r>
@@ -4610,12 +4515,12 @@
       <w:pPr>
         <w:pStyle w:val="3"/>
       </w:pPr>
-      <w:bookmarkStart w:id="29" w:name="_Toc242260011"/>
+      <w:bookmarkStart w:id="21" w:name="_Toc242260011"/>
       <w:r>
         <w:lastRenderedPageBreak/>
         <w:t>Требования по стандартизации и унификации</w:t>
       </w:r>
-      <w:bookmarkEnd w:id="29"/>
+      <w:bookmarkEnd w:id="21"/>
     </w:p>
     <w:p>
       <w:r>
@@ -4626,11 +4531,11 @@
       <w:pPr>
         <w:pStyle w:val="2"/>
       </w:pPr>
-      <w:bookmarkStart w:id="30" w:name="_Toc242260012"/>
+      <w:bookmarkStart w:id="22" w:name="_Toc242260012"/>
       <w:r>
         <w:t>Требования к функциям (задачам), выполняемым АС</w:t>
       </w:r>
-      <w:bookmarkEnd w:id="30"/>
+      <w:bookmarkEnd w:id="22"/>
     </w:p>
     <w:p>
       <w:r>
@@ -4650,7 +4555,6 @@
       <w:r>
         <w:t>В рамках задачи должен быть спроектирован и реализован механизм задания параметров с проверкой их корректности, а также разработана система взаимодействия с API САПР “</w:t>
       </w:r>
-      <w:proofErr w:type="spellStart"/>
       <w:r>
         <w:rPr>
           <w:lang w:val="en-US"/>
@@ -4663,7 +4567,6 @@
         </w:rPr>
         <w:t>CAD</w:t>
       </w:r>
-      <w:proofErr w:type="spellEnd"/>
       <w:r>
         <w:t xml:space="preserve">”, производящая построение </w:t>
       </w:r>
@@ -4678,21 +4581,21 @@
       <w:pPr>
         <w:pStyle w:val="2"/>
       </w:pPr>
-      <w:bookmarkStart w:id="31" w:name="_Toc242260013"/>
+      <w:bookmarkStart w:id="23" w:name="_Toc242260013"/>
       <w:r>
         <w:t>Требования к видам обеспечения АС</w:t>
       </w:r>
-      <w:bookmarkEnd w:id="31"/>
+      <w:bookmarkEnd w:id="23"/>
     </w:p>
     <w:p>
       <w:pPr>
         <w:pStyle w:val="3"/>
       </w:pPr>
-      <w:bookmarkStart w:id="32" w:name="_Toc242260014"/>
+      <w:bookmarkStart w:id="24" w:name="_Toc242260014"/>
       <w:r>
         <w:t>Требования к математическому обеспечению системы</w:t>
       </w:r>
-      <w:bookmarkEnd w:id="32"/>
+      <w:bookmarkEnd w:id="24"/>
     </w:p>
     <w:p>
       <w:r>
@@ -4703,11 +4606,11 @@
       <w:pPr>
         <w:pStyle w:val="3"/>
       </w:pPr>
-      <w:bookmarkStart w:id="33" w:name="_Toc242260015"/>
+      <w:bookmarkStart w:id="25" w:name="_Toc242260015"/>
       <w:r>
         <w:t>Требования к информационному обеспечению системы</w:t>
       </w:r>
-      <w:bookmarkEnd w:id="33"/>
+      <w:bookmarkEnd w:id="25"/>
     </w:p>
     <w:p>
       <w:r>
@@ -4718,11 +4621,11 @@
       <w:pPr>
         <w:pStyle w:val="3"/>
       </w:pPr>
-      <w:bookmarkStart w:id="34" w:name="_Toc242260016"/>
+      <w:bookmarkStart w:id="26" w:name="_Toc242260016"/>
       <w:r>
         <w:t>Требования к лингвистическому обеспечению системы</w:t>
       </w:r>
-      <w:bookmarkEnd w:id="34"/>
+      <w:bookmarkEnd w:id="26"/>
     </w:p>
     <w:p>
       <w:r>
@@ -4733,11 +4636,11 @@
       <w:pPr>
         <w:pStyle w:val="3"/>
       </w:pPr>
-      <w:bookmarkStart w:id="35" w:name="_Toc242260017"/>
+      <w:bookmarkStart w:id="27" w:name="_Toc242260017"/>
       <w:r>
         <w:t>Требования к программному обеспечению системы</w:t>
       </w:r>
-      <w:bookmarkEnd w:id="35"/>
+      <w:bookmarkEnd w:id="27"/>
     </w:p>
     <w:p>
       <w:r>
@@ -4747,7 +4650,6 @@
         <w:lastRenderedPageBreak/>
         <w:t xml:space="preserve">использование в любом ПО и освобождающим использующих от любой оплаты. Версия САПР </w:t>
       </w:r>
-      <w:proofErr w:type="spellStart"/>
       <w:r>
         <w:rPr>
           <w:lang w:val="en-US"/>
@@ -4760,7 +4662,6 @@
         </w:rPr>
         <w:t>CAD</w:t>
       </w:r>
-      <w:proofErr w:type="spellEnd"/>
       <w:r>
         <w:t xml:space="preserve"> 202</w:t>
       </w:r>
@@ -4783,11 +4684,11 @@
       <w:pPr>
         <w:pStyle w:val="3"/>
       </w:pPr>
-      <w:bookmarkStart w:id="36" w:name="_Toc242260018"/>
+      <w:bookmarkStart w:id="28" w:name="_Toc242260018"/>
       <w:r>
         <w:t>Требования к техническому обеспечению системы</w:t>
       </w:r>
-      <w:bookmarkEnd w:id="36"/>
+      <w:bookmarkEnd w:id="28"/>
     </w:p>
     <w:p>
       <w:r>
@@ -4813,11 +4714,11 @@
       <w:pPr>
         <w:pStyle w:val="3"/>
       </w:pPr>
-      <w:bookmarkStart w:id="37" w:name="_Toc242260019"/>
+      <w:bookmarkStart w:id="29" w:name="_Toc242260019"/>
       <w:r>
         <w:t>Требования к метрологическому обеспечению</w:t>
       </w:r>
-      <w:bookmarkEnd w:id="37"/>
+      <w:bookmarkEnd w:id="29"/>
     </w:p>
     <w:p>
       <w:r>
@@ -4828,11 +4729,11 @@
       <w:pPr>
         <w:pStyle w:val="3"/>
       </w:pPr>
-      <w:bookmarkStart w:id="38" w:name="_Toc242260020"/>
+      <w:bookmarkStart w:id="30" w:name="_Toc242260020"/>
       <w:r>
         <w:t>Требования к организационному обеспечению</w:t>
       </w:r>
-      <w:bookmarkEnd w:id="38"/>
+      <w:bookmarkEnd w:id="30"/>
     </w:p>
     <w:p>
       <w:r>
@@ -4843,11 +4744,11 @@
       <w:pPr>
         <w:pStyle w:val="2"/>
       </w:pPr>
-      <w:bookmarkStart w:id="39" w:name="_Toc242260021"/>
+      <w:bookmarkStart w:id="31" w:name="_Toc242260021"/>
       <w:r>
         <w:t>Общие технические требования к АС</w:t>
       </w:r>
-      <w:bookmarkEnd w:id="39"/>
+      <w:bookmarkEnd w:id="31"/>
     </w:p>
     <w:p>
       <w:r>
@@ -4860,8 +4761,8 @@
         <w:ind w:firstLine="0"/>
         <w:jc w:val="left"/>
         <w:sectPr>
-          <w:footerReference w:type="default" r:id="rId13"/>
-          <w:footerReference w:type="first" r:id="rId14"/>
+          <w:footerReference w:type="default" r:id="rId9"/>
+          <w:footerReference w:type="first" r:id="rId10"/>
           <w:pgSz w:w="11906" w:h="16838"/>
           <w:pgMar w:top="1134" w:right="850" w:bottom="1134" w:left="1701" w:header="708" w:footer="708" w:gutter="0"/>
           <w:cols w:space="708"/>
@@ -4874,28 +4775,42 @@
       <w:pPr>
         <w:pStyle w:val="1"/>
       </w:pPr>
-      <w:bookmarkStart w:id="40" w:name="_Toc242260022"/>
-      <w:commentRangeStart w:id="41"/>
-      <w:commentRangeStart w:id="42"/>
+      <w:bookmarkStart w:id="32" w:name="_Toc242260022"/>
+      <w:commentRangeStart w:id="33"/>
+      <w:commentRangeStart w:id="34"/>
+      <w:commentRangeStart w:id="35"/>
       <w:r>
         <w:lastRenderedPageBreak/>
         <w:t>СОСТАВ И СОДЕРЖАНИЕ РАБОТ ПО СОЗДАНИЮ АВТОМАТИЗИРОВАННОЙ СИСТЕМЫ</w:t>
       </w:r>
-      <w:commentRangeEnd w:id="41"/>
-      <w:r>
-        <w:commentReference w:id="41"/>
-      </w:r>
-      <w:commentRangeEnd w:id="42"/>
+      <w:bookmarkEnd w:id="32"/>
+      <w:commentRangeEnd w:id="33"/>
       <w:r>
         <w:rPr>
           <w:rStyle w:val="af"/>
-          <w:rFonts w:eastAsiaTheme="minorHAnsi" w:cs="Times New Roman"/>
-          <w:b w:val="0"/>
-          <w:caps w:val="0"/>
+          <w:sz w:val="28"/>
+          <w:szCs w:val="32"/>
         </w:rPr>
-        <w:commentReference w:id="42"/>
-      </w:r>
-      <w:bookmarkEnd w:id="40"/>
+        <w:commentReference w:id="33"/>
+      </w:r>
+      <w:commentRangeEnd w:id="34"/>
+      <w:r>
+        <w:rPr>
+          <w:rStyle w:val="af"/>
+          <w:sz w:val="28"/>
+          <w:szCs w:val="32"/>
+        </w:rPr>
+        <w:commentReference w:id="34"/>
+      </w:r>
+      <w:commentRangeEnd w:id="35"/>
+      <w:r>
+        <w:rPr>
+          <w:rStyle w:val="af"/>
+          <w:sz w:val="28"/>
+          <w:szCs w:val="32"/>
+        </w:rPr>
+        <w:commentReference w:id="35"/>
+      </w:r>
     </w:p>
     <w:p>
       <w:r>
@@ -4907,7 +4822,6 @@
       <w:r>
         <w:t xml:space="preserve">" для САПР </w:t>
       </w:r>
-      <w:proofErr w:type="spellStart"/>
       <w:r>
         <w:rPr>
           <w:lang w:val="en-US"/>
@@ -4920,7 +4834,6 @@
         </w:rPr>
         <w:t>CAD</w:t>
       </w:r>
-      <w:proofErr w:type="spellEnd"/>
       <w:r>
         <w:t xml:space="preserve"> </w:t>
       </w:r>
@@ -4944,7 +4857,6 @@
       <w:r>
         <w:t xml:space="preserve">" для САПР </w:t>
       </w:r>
-      <w:proofErr w:type="spellStart"/>
       <w:r>
         <w:rPr>
           <w:lang w:val="en-US"/>
@@ -4957,7 +4869,6 @@
         </w:rPr>
         <w:t>CAD</w:t>
       </w:r>
-      <w:proofErr w:type="spellEnd"/>
     </w:p>
     <w:tbl>
       <w:tblPr>
@@ -5134,24 +5045,11 @@
             <w:pPr>
               <w:pStyle w:val="ac"/>
             </w:pPr>
-            <w:commentRangeStart w:id="43"/>
-            <w:commentRangeStart w:id="44"/>
             <w:r>
               <w:t>Не позднее</w:t>
             </w:r>
-            <w:commentRangeEnd w:id="43"/>
-            <w:commentRangeEnd w:id="44"/>
             <w:r>
               <w:t xml:space="preserve"> 30.09.2026</w:t>
-            </w:r>
-            <w:r>
-              <w:commentReference w:id="43"/>
-            </w:r>
-            <w:r>
-              <w:rPr>
-                <w:rStyle w:val="af"/>
-              </w:rPr>
-              <w:commentReference w:id="44"/>
             </w:r>
           </w:p>
         </w:tc>
@@ -5738,22 +5636,22 @@
       <w:pPr>
         <w:pStyle w:val="1"/>
       </w:pPr>
-      <w:bookmarkStart w:id="45" w:name="_Toc242260023"/>
+      <w:bookmarkStart w:id="36" w:name="_Toc242260023"/>
       <w:r>
         <w:lastRenderedPageBreak/>
         <w:t>ПОРЯДОК РАЗРАБОТКИ АВТОМАТИЗИРОВАННОЙ СИСТЕМЫ</w:t>
       </w:r>
-      <w:bookmarkEnd w:id="45"/>
+      <w:bookmarkEnd w:id="36"/>
     </w:p>
     <w:p>
       <w:pPr>
         <w:pStyle w:val="2"/>
       </w:pPr>
-      <w:bookmarkStart w:id="46" w:name="_Toc242260024"/>
+      <w:bookmarkStart w:id="37" w:name="_Toc242260024"/>
       <w:r>
         <w:t>Порядок организации разработки АС</w:t>
       </w:r>
-      <w:bookmarkEnd w:id="46"/>
+      <w:bookmarkEnd w:id="37"/>
     </w:p>
     <w:p>
       <w:r>
@@ -5770,15 +5668,13 @@
       <w:pPr>
         <w:pStyle w:val="2"/>
       </w:pPr>
-      <w:bookmarkStart w:id="47" w:name="_Toc242260025"/>
+      <w:bookmarkStart w:id="38" w:name="_Toc242260025"/>
       <w:r>
         <w:t>Перечень документов и исходных данных для разработки АС</w:t>
       </w:r>
-      <w:bookmarkEnd w:id="47"/>
-    </w:p>
-    <w:p>
-      <w:commentRangeStart w:id="48"/>
-      <w:commentRangeStart w:id="49"/>
+      <w:bookmarkEnd w:id="38"/>
+    </w:p>
+    <w:p>
       <w:r>
         <w:t>Для разработки плагина "</w:t>
       </w:r>
@@ -5788,7 +5684,6 @@
       <w:r>
         <w:t xml:space="preserve">" для САПР </w:t>
       </w:r>
-      <w:proofErr w:type="spellStart"/>
       <w:r>
         <w:rPr>
           <w:lang w:val="en-US"/>
@@ -5801,24 +5696,12 @@
         </w:rPr>
         <w:t>CAD</w:t>
       </w:r>
-      <w:proofErr w:type="spellEnd"/>
       <w:r>
         <w:t xml:space="preserve"> </w:t>
       </w:r>
       <w:r>
         <w:t xml:space="preserve">нужны следующие документы: </w:t>
       </w:r>
-      <w:commentRangeEnd w:id="48"/>
-      <w:r>
-        <w:commentReference w:id="48"/>
-      </w:r>
-      <w:commentRangeEnd w:id="49"/>
-      <w:r>
-        <w:rPr>
-          <w:rStyle w:val="af"/>
-        </w:rPr>
-        <w:commentReference w:id="49"/>
-      </w:r>
     </w:p>
     <w:p>
       <w:r>
@@ -5836,47 +5719,7 @@
     </w:p>
     <w:p>
       <w:r>
-        <w:t xml:space="preserve">• документация по API (SDK) </w:t>
-      </w:r>
-      <w:proofErr w:type="spellStart"/>
-      <w:r>
-        <w:t>nanoCAD</w:t>
-      </w:r>
-      <w:proofErr w:type="spellEnd"/>
-      <w:r>
-        <w:t xml:space="preserve"> 26 — «</w:t>
-      </w:r>
-      <w:proofErr w:type="spellStart"/>
-      <w:r>
-        <w:t>nanoCAD</w:t>
-      </w:r>
-      <w:proofErr w:type="spellEnd"/>
-      <w:r>
-        <w:t xml:space="preserve"> .NET API </w:t>
-      </w:r>
-      <w:proofErr w:type="spellStart"/>
-      <w:r>
-        <w:t>Reference</w:t>
-      </w:r>
-      <w:proofErr w:type="spellEnd"/>
-      <w:r>
-        <w:t xml:space="preserve">» / «Руководство разработчика. </w:t>
-      </w:r>
-      <w:proofErr w:type="spellStart"/>
-      <w:r>
-        <w:t>nanoCAD</w:t>
-      </w:r>
-      <w:proofErr w:type="spellEnd"/>
-      <w:r>
-        <w:t xml:space="preserve"> .NET API» (версия, соответствующая </w:t>
-      </w:r>
-      <w:proofErr w:type="spellStart"/>
-      <w:r>
-        <w:t>nanoCAD</w:t>
-      </w:r>
-      <w:proofErr w:type="spellEnd"/>
-      <w:r>
-        <w:t xml:space="preserve"> 26)</w:t>
+        <w:t>• документация по API (SDK) nanoCAD 26 — «nanoCAD .NET API Reference» / «Руководство разработчика. nanoCAD .NET API» (версия, соответствующая nanoCAD 26)</w:t>
       </w:r>
       <w:r>
         <w:t>;</w:t>
@@ -5902,11 +5745,11 @@
       <w:pPr>
         <w:pStyle w:val="2"/>
       </w:pPr>
-      <w:bookmarkStart w:id="50" w:name="_Toc242260026"/>
+      <w:bookmarkStart w:id="39" w:name="_Toc242260026"/>
       <w:r>
         <w:t>Перечень документов, предъявляемых по окончании соответствующих этапов работ</w:t>
       </w:r>
-      <w:bookmarkEnd w:id="50"/>
+      <w:bookmarkEnd w:id="39"/>
     </w:p>
     <w:p>
       <w:r>
@@ -5954,38 +5797,22 @@
       <w:pPr>
         <w:pStyle w:val="1"/>
       </w:pPr>
-      <w:bookmarkStart w:id="51" w:name="_Toc242260027"/>
-      <w:commentRangeStart w:id="52"/>
-      <w:commentRangeStart w:id="53"/>
+      <w:bookmarkStart w:id="40" w:name="_Toc242260027"/>
       <w:r>
         <w:lastRenderedPageBreak/>
         <w:t>ПОРЯДОК КОНТРОЛЯ И ПРИЕМКИ АВТОМАТИЗИРОВАННОЙ СИСТЕМЫ</w:t>
       </w:r>
-      <w:commentRangeEnd w:id="52"/>
-      <w:r>
-        <w:commentReference w:id="52"/>
-      </w:r>
-      <w:commentRangeEnd w:id="53"/>
-      <w:r>
-        <w:rPr>
-          <w:rStyle w:val="af"/>
-          <w:rFonts w:eastAsiaTheme="minorHAnsi" w:cs="Times New Roman"/>
-          <w:b w:val="0"/>
-          <w:caps w:val="0"/>
-        </w:rPr>
-        <w:commentReference w:id="53"/>
-      </w:r>
-      <w:bookmarkEnd w:id="51"/>
+      <w:bookmarkEnd w:id="40"/>
     </w:p>
     <w:p>
       <w:pPr>
         <w:pStyle w:val="2"/>
       </w:pPr>
-      <w:bookmarkStart w:id="54" w:name="_Toc242260028"/>
+      <w:bookmarkStart w:id="41" w:name="_Toc242260028"/>
       <w:r>
         <w:t>Виды, состав и методы испытаний АС и ее составных частей</w:t>
       </w:r>
-      <w:bookmarkEnd w:id="54"/>
+      <w:bookmarkEnd w:id="41"/>
     </w:p>
     <w:p>
       <w:r>
@@ -6039,11 +5866,11 @@
       <w:pPr>
         <w:pStyle w:val="2"/>
       </w:pPr>
-      <w:bookmarkStart w:id="55" w:name="_Toc242260029"/>
+      <w:bookmarkStart w:id="42" w:name="_Toc242260029"/>
       <w:r>
         <w:t>Общие требования к приёмке работ по стадиям</w:t>
       </w:r>
-      <w:bookmarkEnd w:id="55"/>
+      <w:bookmarkEnd w:id="42"/>
     </w:p>
     <w:p>
       <w:r>
@@ -6069,12 +5896,12 @@
       <w:pPr>
         <w:pStyle w:val="1"/>
       </w:pPr>
-      <w:bookmarkStart w:id="56" w:name="_Toc242260030"/>
+      <w:bookmarkStart w:id="43" w:name="_Toc242260030"/>
       <w:r>
         <w:lastRenderedPageBreak/>
         <w:t>ТРЕБОВАНИЯ К ДОКУМЕНТИРОВАНИЮ</w:t>
       </w:r>
-      <w:bookmarkEnd w:id="56"/>
+      <w:bookmarkEnd w:id="43"/>
     </w:p>
     <w:p>
       <w:r>
@@ -6085,11 +5912,11 @@
       <w:pPr>
         <w:pStyle w:val="2"/>
       </w:pPr>
-      <w:bookmarkStart w:id="57" w:name="_Toc242260031"/>
+      <w:bookmarkStart w:id="44" w:name="_Toc242260031"/>
       <w:r>
         <w:t>Перечень подлежащих разработке документов</w:t>
       </w:r>
-      <w:bookmarkEnd w:id="57"/>
+      <w:bookmarkEnd w:id="44"/>
     </w:p>
     <w:p>
       <w:r>
@@ -6100,31 +5927,15 @@
       <w:pPr>
         <w:pStyle w:val="2"/>
       </w:pPr>
-      <w:bookmarkStart w:id="58" w:name="_Toc242260032"/>
+      <w:bookmarkStart w:id="45" w:name="_Toc242260032"/>
       <w:r>
         <w:t>Вид представления и количество документов</w:t>
       </w:r>
-      <w:bookmarkEnd w:id="58"/>
-    </w:p>
-    <w:p>
-      <w:r>
-        <w:t>Нижеперечисленные документы к АС предоставляются в электронном виде в форматах .</w:t>
-      </w:r>
-      <w:proofErr w:type="spellStart"/>
-      <w:r>
-        <w:t>docx</w:t>
-      </w:r>
-      <w:proofErr w:type="spellEnd"/>
-      <w:r>
-        <w:t xml:space="preserve"> и .</w:t>
-      </w:r>
-      <w:proofErr w:type="spellStart"/>
-      <w:r>
-        <w:t>pdf</w:t>
-      </w:r>
-      <w:proofErr w:type="spellEnd"/>
-      <w:r>
-        <w:t xml:space="preserve"> по одному экземпляру каждый: </w:t>
+      <w:bookmarkEnd w:id="45"/>
+    </w:p>
+    <w:p>
+      <w:r>
+        <w:t xml:space="preserve">Нижеперечисленные документы к АС предоставляются в электронном виде в форматах .docx и .pdf по одному экземпляру каждый: </w:t>
       </w:r>
     </w:p>
     <w:p>
@@ -6151,11 +5962,11 @@
       <w:pPr>
         <w:pStyle w:val="2"/>
       </w:pPr>
-      <w:bookmarkStart w:id="59" w:name="_Toc242260033"/>
+      <w:bookmarkStart w:id="46" w:name="_Toc242260033"/>
       <w:r>
         <w:t>Требования по использованию ЕСКД и ЕСПД при разработке документов</w:t>
       </w:r>
-      <w:bookmarkEnd w:id="59"/>
+      <w:bookmarkEnd w:id="46"/>
     </w:p>
     <w:p>
       <w:r>
@@ -6169,15 +5980,7 @@
     </w:p>
     <w:p>
       <w:r>
-        <w:t xml:space="preserve">• шрифт – Times New </w:t>
-      </w:r>
-      <w:proofErr w:type="spellStart"/>
-      <w:r>
-        <w:t>Roman</w:t>
-      </w:r>
-      <w:proofErr w:type="spellEnd"/>
-      <w:r>
-        <w:t xml:space="preserve"> 14; </w:t>
+        <w:t xml:space="preserve">• шрифт – Times New Roman 14; </w:t>
       </w:r>
     </w:p>
     <w:p>
@@ -6209,12 +6012,12 @@
       <w:pPr>
         <w:pStyle w:val="1"/>
       </w:pPr>
-      <w:bookmarkStart w:id="60" w:name="_Toc242260034"/>
+      <w:bookmarkStart w:id="47" w:name="_Toc242260034"/>
       <w:r>
         <w:lastRenderedPageBreak/>
         <w:t>ИСТОЧНИКИ РАЗРАБОТКИ</w:t>
       </w:r>
-      <w:bookmarkEnd w:id="60"/>
+      <w:bookmarkEnd w:id="47"/>
     </w:p>
     <w:p>
       <w:r>
@@ -6223,23 +6026,7 @@
     </w:p>
     <w:p>
       <w:r>
-        <w:t xml:space="preserve">1. Новые технологии в программировании: учебное пособие / А. А. </w:t>
-      </w:r>
-      <w:proofErr w:type="spellStart"/>
-      <w:r>
-        <w:t>Калентьев</w:t>
-      </w:r>
-      <w:proofErr w:type="spellEnd"/>
-      <w:r>
-        <w:t xml:space="preserve">, Д. В. </w:t>
-      </w:r>
-      <w:proofErr w:type="spellStart"/>
-      <w:r>
-        <w:t>Гарайс</w:t>
-      </w:r>
-      <w:proofErr w:type="spellEnd"/>
-      <w:r>
-        <w:t xml:space="preserve">, А. Е. Горяинов — Томск: Эль Контент, 2014. — 176 с. </w:t>
+        <w:t xml:space="preserve">1. Новые технологии в программировании: учебное пособие / А. А. Калентьев, Д. В. Гарайс, А. Е. Горяинов — Томск: Эль Контент, 2014. — 176 с. </w:t>
       </w:r>
     </w:p>
     <w:p>
@@ -6269,28 +6056,12 @@
     </w:p>
     <w:p>
       <w:r>
-        <w:t xml:space="preserve">7. Введение в UML от создателей языка [Текст]: руководство пользователя / Г. Буч, Д. Рамбо, И. Якобсон. - 2-е изд. - М.: ДМК Пресс, 2012. - 494 с.: ил. - (Классика программирования). - </w:t>
-      </w:r>
-      <w:proofErr w:type="spellStart"/>
-      <w:r>
-        <w:t>Предм</w:t>
-      </w:r>
-      <w:proofErr w:type="spellEnd"/>
-      <w:r>
-        <w:t>. указ.: с. 483-493. - ISBN 978-5-94074-644-7;</w:t>
-      </w:r>
-    </w:p>
-    <w:p>
-      <w:r>
-        <w:t xml:space="preserve">8. Ли. К. Основы САПР (CAD/CAM/CAE). – </w:t>
-      </w:r>
-      <w:proofErr w:type="spellStart"/>
-      <w:r>
-        <w:t>Спб</w:t>
-      </w:r>
-      <w:proofErr w:type="spellEnd"/>
-      <w:r>
-        <w:t>.: «Питер», 2004. – 560с.</w:t>
+        <w:t>7. Введение в UML от создателей языка [Текст]: руководство пользователя / Г. Буч, Д. Рамбо, И. Якобсон. - 2-е изд. - М.: ДМК Пресс, 2012. - 494 с.: ил. - (Классика программирования). - Предм. указ.: с. 483-493. - ISBN 978-5-94074-644-7;</w:t>
+      </w:r>
+    </w:p>
+    <w:p>
+      <w:r>
+        <w:t>8. Ли. К. Основы САПР (CAD/CAM/CAE). – Спб.: «Питер», 2004. – 560с.</w:t>
       </w:r>
     </w:p>
     <w:p>
@@ -6324,18 +6095,18 @@
 </file>
 
 <file path=word/comments.xml><?xml version="1.0" encoding="utf-8"?>
-<w:comments xmlns:wpc="http://schemas.microsoft.com/office/word/2010/wordprocessingCanvas" xmlns:cx="http://schemas.microsoft.com/office/drawing/2014/chartex" xmlns:cx1="http://schemas.microsoft.com/office/drawing/2015/9/8/chartex" xmlns:cx2="http://schemas.microsoft.com/office/drawing/2015/10/21/chartex" xmlns:cx3="http://schemas.microsoft.com/office/drawing/2016/5/9/chartex" xmlns:cx4="http://schemas.microsoft.com/office/drawing/2016/5/10/chartex" xmlns:cx5="http://schemas.microsoft.com/office/drawing/2016/5/11/chartex" xmlns:cx6="http://schemas.microsoft.com/office/drawing/2016/5/12/chartex" xmlns:cx7="http://schemas.microsoft.com/office/drawing/2016/5/13/chartex" xmlns:cx8="http://schemas.microsoft.com/office/drawing/2016/5/14/chartex" xmlns:mc="http://schemas.openxmlformats.org/markup-compatibility/2006" xmlns:aink="http://schemas.microsoft.com/office/drawing/2016/ink" xmlns:am3d="http://schemas.microsoft.com/office/drawing/2017/model3d" xmlns:o="urn:schemas-microsoft-com:office:office" xmlns:r="http://schemas.openxmlformats.org/officeDocument/2006/relationships" xmlns:m="http://schemas.openxmlformats.org/officeDocument/2006/math" xmlns:v="urn:schemas-microsoft-com:vml" xmlns:wp14="http://schemas.microsoft.com/office/word/2010/wordprocessingDrawing" xmlns:wp="http://schemas.openxmlformats.org/drawingml/2006/wordprocessingDrawing" xmlns:w10="urn:schemas-microsoft-com:office:word" xmlns:w="http://schemas.openxmlformats.org/wordprocessingml/2006/main" xmlns:w14="http://schemas.microsoft.com/office/word/2010/wordml" xmlns:w15="http://schemas.microsoft.com/office/word/2012/wordml" xmlns:w16cex="http://schemas.microsoft.com/office/word/2018/wordml/cex" xmlns:w16cid="http://schemas.microsoft.com/office/word/2016/wordml/cid" xmlns:w16="http://schemas.microsoft.com/office/word/2018/wordml" xmlns:w16sdtdh="http://schemas.microsoft.com/office/word/2020/wordml/sdtdatahash" xmlns:w16se="http://schemas.microsoft.com/office/word/2015/wordml/symex" xmlns:wpg="http://schemas.microsoft.com/office/word/2010/wordprocessingGroup" xmlns:wpi="http://schemas.microsoft.com/office/word/2010/wordprocessingInk" xmlns:wne="http://schemas.microsoft.com/office/word/2006/wordml" xmlns:wps="http://schemas.microsoft.com/office/word/2010/wordprocessingShape" mc:Ignorable="w14 w15 w16se w16cid w16 w16cex w16sdtdh wp14">
-  <w:comment w:id="2" w:author="Kalentyev Alexey" w:date="2026-09-23T04:32:00Z" w:initials="KA">
+<w:comments xmlns:wpc="http://schemas.microsoft.com/office/word/2010/wordprocessingCanvas" xmlns:cx="http://schemas.microsoft.com/office/drawing/2014/chartex" xmlns:cx1="http://schemas.microsoft.com/office/drawing/2015/9/8/chartex" xmlns:cx2="http://schemas.microsoft.com/office/drawing/2015/10/21/chartex" xmlns:cx3="http://schemas.microsoft.com/office/drawing/2016/5/9/chartex" xmlns:cx4="http://schemas.microsoft.com/office/drawing/2016/5/10/chartex" xmlns:cx5="http://schemas.microsoft.com/office/drawing/2016/5/11/chartex" xmlns:cx6="http://schemas.microsoft.com/office/drawing/2016/5/12/chartex" xmlns:cx7="http://schemas.microsoft.com/office/drawing/2016/5/13/chartex" xmlns:cx8="http://schemas.microsoft.com/office/drawing/2016/5/14/chartex" xmlns:mc="http://schemas.openxmlformats.org/markup-compatibility/2006" xmlns:aink="http://schemas.microsoft.com/office/drawing/2016/ink" xmlns:am3d="http://schemas.microsoft.com/office/drawing/2017/model3d" xmlns:o="urn:schemas-microsoft-com:office:office" xmlns:oel="http://schemas.microsoft.com/office/2019/extlst" xmlns:r="http://schemas.openxmlformats.org/officeDocument/2006/relationships" xmlns:m="http://schemas.openxmlformats.org/officeDocument/2006/math" xmlns:v="urn:schemas-microsoft-com:vml" xmlns:wp14="http://schemas.microsoft.com/office/word/2010/wordprocessingDrawing" xmlns:wp="http://schemas.openxmlformats.org/drawingml/2006/wordprocessingDrawing" xmlns:w10="urn:schemas-microsoft-com:office:word" xmlns:w="http://schemas.openxmlformats.org/wordprocessingml/2006/main" xmlns:w14="http://schemas.microsoft.com/office/word/2010/wordml" xmlns:w15="http://schemas.microsoft.com/office/word/2012/wordml" xmlns:w16cex="http://schemas.microsoft.com/office/word/2018/wordml/cex" xmlns:w16cid="http://schemas.microsoft.com/office/word/2016/wordml/cid" xmlns:w16="http://schemas.microsoft.com/office/word/2018/wordml" xmlns:w16du="http://schemas.microsoft.com/office/word/2023/wordml/word16du" xmlns:w16sdtdh="http://schemas.microsoft.com/office/word/2020/wordml/sdtdatahash" xmlns:w16sdtfl="http://schemas.microsoft.com/office/word/2024/wordml/sdtformatlock" xmlns:w16se="http://schemas.microsoft.com/office/word/2015/wordml/symex" xmlns:wpg="http://schemas.microsoft.com/office/word/2010/wordprocessingGroup" xmlns:wpi="http://schemas.microsoft.com/office/word/2010/wordprocessingInk" xmlns:wne="http://schemas.microsoft.com/office/word/2006/wordml" xmlns:wps="http://schemas.microsoft.com/office/word/2010/wordprocessingShape" mc:Ignorable="w14 w15 w16se w16cid w16 w16cex w16sdtdh w16sdtfl w16du wp14">
+  <w:comment w:id="33" w:author="Kalentyev Alexey" w:date="2026-09-23T04:32:00Z" w:initials="KA">
     <w:p>
       <w:r>
         <w:annotationRef/>
       </w:r>
       <w:r>
-        <w:t>Оформите заголовки по центру без абзацного отступа; заголовки пунктов 3.1.1 и последующих также выделите полужирным. Сохраните различия оформления между уровнями и одинаковое оформление внутри уровня.</w:t>
+        <w:t>Восстановите номера страниц 13 и 14 внизу по центру. Проверьте связь колонтитулов и настройку первой страницы в секциях после перехода на альбомный лист.</w:t>
       </w:r>
     </w:p>
   </w:comment>
-  <w:comment w:id="3" w:author="Роман Повалкович" w:date="2026-10-07T07:49:00Z" w:initials="РП">
+  <w:comment w:id="34" w:author="Роман Повалкович" w:date="2026-10-07T08:04:00Z" w:initials="РП">
     <w:p>
       <w:pPr>
         <w:pStyle w:val="af0"/>
@@ -6350,26 +6121,13 @@
         <w:t>+</w:t>
       </w:r>
     </w:p>
+  </w:comment>
+  <w:comment w:id="35" w:author="Kalentyev Alexey" w:date="2026-10-07T11:45:00Z" w:initials="KA">
     <w:p>
       <w:pPr>
         <w:pStyle w:val="af0"/>
-      </w:pPr>
-    </w:p>
-  </w:comment>
-  <w:comment w:id="5" w:author="Kalentyev Alexey" w:date="2026-09-23T04:32:00Z" w:initials="KA">
-    <w:p>
-      <w:r>
-        <w:annotationRef/>
-      </w:r>
-      <w:r>
-        <w:t>Укажите наименование организации-заказчика отдельно от ФИО её представителя. Дополните сведения об известном разработчике — студенте и его группе.</w:t>
-      </w:r>
-    </w:p>
-  </w:comment>
-  <w:comment w:id="6" w:author="Роман Повалкович" w:date="2026-10-07T07:52:00Z" w:initials="РП">
-    <w:p>
-      <w:pPr>
-        <w:pStyle w:val="af0"/>
+        <w:ind w:firstLine="0"/>
+        <w:jc w:val="left"/>
       </w:pPr>
       <w:r>
         <w:rPr>
@@ -6378,180 +6136,7 @@
         <w:annotationRef/>
       </w:r>
       <w:r>
-        <w:t>+</w:t>
-      </w:r>
-    </w:p>
-    <w:p>
-      <w:pPr>
-        <w:pStyle w:val="af0"/>
-      </w:pPr>
-    </w:p>
-  </w:comment>
-  <w:comment w:id="15" w:author="Kalentyev Alexey" w:date="2026-09-23T04:32:00Z" w:initials="KA">
-    <w:p>
-      <w:r>
-        <w:annotationRef/>
-      </w:r>
-      <w:r>
-        <w:t>Для каждого вводимого параметра приведите единицы измерения и допустимый диапазон либо конечный набор значений. Укажите конкретные таблицы/строки ГОСТ, по которым выполняется выбор, и правило разрешения неоднозначности, если одному базовому размеру соответствует несколько исполнений.</w:t>
-      </w:r>
-    </w:p>
-  </w:comment>
-  <w:comment w:id="16" w:author="Роман Повалкович" w:date="2026-10-07T10:23:00Z" w:initials="РП">
-    <w:p>
-      <w:pPr>
-        <w:pStyle w:val="af0"/>
-      </w:pPr>
-      <w:r>
-        <w:rPr>
-          <w:rStyle w:val="af"/>
-        </w:rPr>
-        <w:annotationRef/>
-      </w:r>
-      <w:r>
-        <w:t>+</w:t>
-      </w:r>
-    </w:p>
-  </w:comment>
-  <w:comment w:id="17" w:author="Kalentyev Alexey" w:date="2026-09-23T04:32:00Z" w:initials="KA">
-    <w:p>
-      <w:r>
-        <w:annotationRef/>
-      </w:r>
-      <w:r>
-        <w:t>Переработайте требования к параметризации: пользователь должен задавать не менее пяти параметров, а два из них должны взаимно ограничивать допустимые диапазоны. Вычисление всех размеров по одному выбранному базовому параметру этому требованию не соответствует.</w:t>
-      </w:r>
-      <w:r>
-        <w:br/>
-        <w:t>Формулировка прямо предусматривает один базовый ввод и расчёт остальных размеров. Это табличный подбор типоразмера, а не требуемая в методичке параметризация с пятью вводами и двусторонней зависимостью.</w:t>
-      </w:r>
-    </w:p>
-  </w:comment>
-  <w:comment w:id="18" w:author="Роман Повалкович" w:date="2026-10-07T09:48:00Z" w:initials="РП">
-    <w:p>
-      <w:pPr>
-        <w:pStyle w:val="af0"/>
-      </w:pPr>
-      <w:r>
-        <w:rPr>
-          <w:rStyle w:val="af"/>
-        </w:rPr>
-        <w:annotationRef/>
-      </w:r>
-      <w:r>
-        <w:t>+</w:t>
-      </w:r>
-    </w:p>
-  </w:comment>
-  <w:comment w:id="41" w:author="Kalentyev Alexey" w:date="2026-09-23T04:32:00Z" w:initials="KA">
-    <w:p>
-      <w:r>
-        <w:annotationRef/>
-      </w:r>
-      <w:r>
-        <w:t>Восстановите номера страниц 13 и 14 внизу по центру. Проверьте связь колонтитулов и настройку первой страницы в секциях после перехода на альбомный лист.</w:t>
-      </w:r>
-    </w:p>
-  </w:comment>
-  <w:comment w:id="42" w:author="Роман Повалкович" w:date="2026-10-07T08:04:00Z" w:initials="РП">
-    <w:p>
-      <w:pPr>
-        <w:pStyle w:val="af0"/>
-      </w:pPr>
-      <w:r>
-        <w:rPr>
-          <w:rStyle w:val="af"/>
-        </w:rPr>
-        <w:annotationRef/>
-      </w:r>
-      <w:r>
-        <w:t>+</w:t>
-      </w:r>
-    </w:p>
-  </w:comment>
-  <w:comment w:id="43" w:author="Kalentyev Alexey" w:date="2026-09-23T04:32:00Z" w:initials="KA">
-    <w:p>
-      <w:r>
-        <w:annotationRef/>
-      </w:r>
-      <w:r>
-        <w:t>Исправьте даты всех этапов таблицы 4.1 и согласуйте их с периодом разработки 09.09.2026–29.12.2026 из п. 1.4. В текущем плане все четыре этапа относятся к 2023 году.</w:t>
-      </w:r>
-    </w:p>
-  </w:comment>
-  <w:comment w:id="44" w:author="Роман Повалкович" w:date="2026-10-07T07:57:00Z" w:initials="РП">
-    <w:p>
-      <w:pPr>
-        <w:pStyle w:val="af0"/>
-      </w:pPr>
-      <w:r>
-        <w:rPr>
-          <w:rStyle w:val="af"/>
-        </w:rPr>
-        <w:annotationRef/>
-      </w:r>
-      <w:r>
-        <w:t>+</w:t>
-      </w:r>
-    </w:p>
-  </w:comment>
-  <w:comment w:id="48" w:author="Kalentyev Alexey" w:date="2026-09-23T04:32:00Z" w:initials="KA">
-    <w:p>
-      <w:r>
-        <w:annotationRef/>
-      </w:r>
-      <w:r>
-        <w:t xml:space="preserve">Дополните исходные данные документацией по API выбранной версии </w:t>
-      </w:r>
-      <w:proofErr w:type="spellStart"/>
-      <w:r>
-        <w:t>nanoCAD</w:t>
-      </w:r>
-      <w:proofErr w:type="spellEnd"/>
-      <w:r>
-        <w:t xml:space="preserve"> и ГОСТ 21752-76, ГОСТ 5260-75, на которые уже опирается определение размеров. Укажите их точные названия и конкретные используемые таблицы/чертежи; включите эти источники в раздел 8.</w:t>
-      </w:r>
-    </w:p>
-  </w:comment>
-  <w:comment w:id="49" w:author="Роман Повалкович" w:date="2026-10-07T10:04:00Z" w:initials="РП">
-    <w:p>
-      <w:pPr>
-        <w:pStyle w:val="af0"/>
-      </w:pPr>
-      <w:r>
-        <w:rPr>
-          <w:rStyle w:val="af"/>
-        </w:rPr>
-        <w:annotationRef/>
-      </w:r>
-      <w:r>
-        <w:t>+</w:t>
-      </w:r>
-    </w:p>
-  </w:comment>
-  <w:comment w:id="52" w:author="Kalentyev Alexey" w:date="2026-09-23T04:32:00Z" w:initials="KA">
-    <w:p>
-      <w:r>
-        <w:annotationRef/>
-      </w:r>
-      <w:r>
-        <w:t>Начните основные разделы с новой страницы. Сейчас раздел 2 расположен под п. 1.4, раздел 6 — вслед за разделом 5, раздел 7 — после п. 6.2, а раздел 8 — под правилами оформления.</w:t>
-      </w:r>
-    </w:p>
-  </w:comment>
-  <w:comment w:id="53" w:author="Роман Повалкович" w:date="2026-10-07T08:00:00Z" w:initials="РП">
-    <w:p>
-      <w:pPr>
-        <w:pStyle w:val="af0"/>
-      </w:pPr>
-      <w:r>
-        <w:rPr>
-          <w:rStyle w:val="af"/>
-        </w:rPr>
-        <w:annotationRef/>
-      </w:r>
-      <w:r>
-        <w:t>+</w:t>
+        <w:t>Не восстановили номера страниц</w:t>
       </w:r>
     </w:p>
   </w:comment>
@@ -6559,62 +6144,30 @@
 </file>
 
 <file path=word/commentsExtended.xml><?xml version="1.0" encoding="utf-8"?>
-<w15:commentsEx xmlns:wpc="http://schemas.microsoft.com/office/word/2010/wordprocessingCanvas" xmlns:cx="http://schemas.microsoft.com/office/drawing/2014/chartex" xmlns:cx1="http://schemas.microsoft.com/office/drawing/2015/9/8/chartex" xmlns:cx2="http://schemas.microsoft.com/office/drawing/2015/10/21/chartex" xmlns:cx3="http://schemas.microsoft.com/office/drawing/2016/5/9/chartex" xmlns:cx4="http://schemas.microsoft.com/office/drawing/2016/5/10/chartex" xmlns:cx5="http://schemas.microsoft.com/office/drawing/2016/5/11/chartex" xmlns:cx6="http://schemas.microsoft.com/office/drawing/2016/5/12/chartex" xmlns:cx7="http://schemas.microsoft.com/office/drawing/2016/5/13/chartex" xmlns:cx8="http://schemas.microsoft.com/office/drawing/2016/5/14/chartex" xmlns:mc="http://schemas.openxmlformats.org/markup-compatibility/2006" xmlns:aink="http://schemas.microsoft.com/office/drawing/2016/ink" xmlns:am3d="http://schemas.microsoft.com/office/drawing/2017/model3d" xmlns:o="urn:schemas-microsoft-com:office:office" xmlns:r="http://schemas.openxmlformats.org/officeDocument/2006/relationships" xmlns:m="http://schemas.openxmlformats.org/officeDocument/2006/math" xmlns:v="urn:schemas-microsoft-com:vml" xmlns:wp14="http://schemas.microsoft.com/office/word/2010/wordprocessingDrawing" xmlns:wp="http://schemas.openxmlformats.org/drawingml/2006/wordprocessingDrawing" xmlns:w10="urn:schemas-microsoft-com:office:word" xmlns:w="http://schemas.openxmlformats.org/wordprocessingml/2006/main" xmlns:w14="http://schemas.microsoft.com/office/word/2010/wordml" xmlns:w15="http://schemas.microsoft.com/office/word/2012/wordml" xmlns:w16cex="http://schemas.microsoft.com/office/word/2018/wordml/cex" xmlns:w16cid="http://schemas.microsoft.com/office/word/2016/wordml/cid" xmlns:w16="http://schemas.microsoft.com/office/word/2018/wordml" xmlns:w16sdtdh="http://schemas.microsoft.com/office/word/2020/wordml/sdtdatahash" xmlns:w16se="http://schemas.microsoft.com/office/word/2015/wordml/symex" xmlns:wpg="http://schemas.microsoft.com/office/word/2010/wordprocessingGroup" xmlns:wpi="http://schemas.microsoft.com/office/word/2010/wordprocessingInk" xmlns:wne="http://schemas.microsoft.com/office/word/2006/wordml" xmlns:wps="http://schemas.microsoft.com/office/word/2010/wordprocessingShape" mc:Ignorable="w14 w15 w16se w16cid w16 w16cex w16sdtdh wp14">
-  <w15:commentEx w15:paraId="74B5E6CF" w15:done="0"/>
-  <w15:commentEx w15:paraId="614C2034" w15:paraIdParent="74B5E6CF" w15:done="0"/>
-  <w15:commentEx w15:paraId="10AA3DEA" w15:done="0"/>
-  <w15:commentEx w15:paraId="67AE61F8" w15:paraIdParent="10AA3DEA" w15:done="0"/>
-  <w15:commentEx w15:paraId="710322A4" w15:done="0"/>
-  <w15:commentEx w15:paraId="00763CB8" w15:paraIdParent="710322A4" w15:done="0"/>
-  <w15:commentEx w15:paraId="5A7B45B5" w15:done="0"/>
-  <w15:commentEx w15:paraId="7827A7BC" w15:paraIdParent="5A7B45B5" w15:done="0"/>
+<w15:commentsEx xmlns:wpc="http://schemas.microsoft.com/office/word/2010/wordprocessingCanvas" xmlns:cx="http://schemas.microsoft.com/office/drawing/2014/chartex" xmlns:cx1="http://schemas.microsoft.com/office/drawing/2015/9/8/chartex" xmlns:cx2="http://schemas.microsoft.com/office/drawing/2015/10/21/chartex" xmlns:cx3="http://schemas.microsoft.com/office/drawing/2016/5/9/chartex" xmlns:cx4="http://schemas.microsoft.com/office/drawing/2016/5/10/chartex" xmlns:cx5="http://schemas.microsoft.com/office/drawing/2016/5/11/chartex" xmlns:cx6="http://schemas.microsoft.com/office/drawing/2016/5/12/chartex" xmlns:cx7="http://schemas.microsoft.com/office/drawing/2016/5/13/chartex" xmlns:cx8="http://schemas.microsoft.com/office/drawing/2016/5/14/chartex" xmlns:mc="http://schemas.openxmlformats.org/markup-compatibility/2006" xmlns:aink="http://schemas.microsoft.com/office/drawing/2016/ink" xmlns:am3d="http://schemas.microsoft.com/office/drawing/2017/model3d" xmlns:o="urn:schemas-microsoft-com:office:office" xmlns:oel="http://schemas.microsoft.com/office/2019/extlst" xmlns:r="http://schemas.openxmlformats.org/officeDocument/2006/relationships" xmlns:m="http://schemas.openxmlformats.org/officeDocument/2006/math" xmlns:v="urn:schemas-microsoft-com:vml" xmlns:wp14="http://schemas.microsoft.com/office/word/2010/wordprocessingDrawing" xmlns:wp="http://schemas.openxmlformats.org/drawingml/2006/wordprocessingDrawing" xmlns:w10="urn:schemas-microsoft-com:office:word" xmlns:w="http://schemas.openxmlformats.org/wordprocessingml/2006/main" xmlns:w14="http://schemas.microsoft.com/office/word/2010/wordml" xmlns:w15="http://schemas.microsoft.com/office/word/2012/wordml" xmlns:w16cex="http://schemas.microsoft.com/office/word/2018/wordml/cex" xmlns:w16cid="http://schemas.microsoft.com/office/word/2016/wordml/cid" xmlns:w16="http://schemas.microsoft.com/office/word/2018/wordml" xmlns:w16du="http://schemas.microsoft.com/office/word/2023/wordml/word16du" xmlns:w16sdtdh="http://schemas.microsoft.com/office/word/2020/wordml/sdtdatahash" xmlns:w16sdtfl="http://schemas.microsoft.com/office/word/2024/wordml/sdtformatlock" xmlns:w16se="http://schemas.microsoft.com/office/word/2015/wordml/symex" xmlns:wpg="http://schemas.microsoft.com/office/word/2010/wordprocessingGroup" xmlns:wpi="http://schemas.microsoft.com/office/word/2010/wordprocessingInk" xmlns:wne="http://schemas.microsoft.com/office/word/2006/wordml" xmlns:wps="http://schemas.microsoft.com/office/word/2010/wordprocessingShape" mc:Ignorable="w14 w15 w16se w16cid w16 w16cex w16sdtdh w16sdtfl w16du wp14">
   <w15:commentEx w15:paraId="44CE8D01" w15:done="0"/>
   <w15:commentEx w15:paraId="21415D5F" w15:paraIdParent="44CE8D01" w15:done="0"/>
-  <w15:commentEx w15:paraId="6AC53F5D" w15:done="0"/>
-  <w15:commentEx w15:paraId="5DD6EEAE" w15:paraIdParent="6AC53F5D" w15:done="0"/>
-  <w15:commentEx w15:paraId="3DDAE6FC" w15:done="0"/>
-  <w15:commentEx w15:paraId="2CEDD9E8" w15:paraIdParent="3DDAE6FC" w15:done="0"/>
-  <w15:commentEx w15:paraId="69CC4CED" w15:done="0"/>
-  <w15:commentEx w15:paraId="23E4E1D8" w15:paraIdParent="69CC4CED" w15:done="0"/>
+  <w15:commentEx w15:paraId="7DE97A3B" w15:paraIdParent="44CE8D01" w15:done="0"/>
 </w15:commentsEx>
 </file>
 
 <file path=word/commentsExtensible.xml><?xml version="1.0" encoding="utf-8"?>
-<w16cex:commentsExtensible xmlns:wpc="http://schemas.microsoft.com/office/word/2010/wordprocessingCanvas" xmlns:cx="http://schemas.microsoft.com/office/drawing/2014/chartex" xmlns:cx1="http://schemas.microsoft.com/office/drawing/2015/9/8/chartex" xmlns:cx2="http://schemas.microsoft.com/office/drawing/2015/10/21/chartex" xmlns:cx3="http://schemas.microsoft.com/office/drawing/2016/5/9/chartex" xmlns:cx4="http://schemas.microsoft.com/office/drawing/2016/5/10/chartex" xmlns:cx5="http://schemas.microsoft.com/office/drawing/2016/5/11/chartex" xmlns:cx6="http://schemas.microsoft.com/office/drawing/2016/5/12/chartex" xmlns:cx7="http://schemas.microsoft.com/office/drawing/2016/5/13/chartex" xmlns:cx8="http://schemas.microsoft.com/office/drawing/2016/5/14/chartex" xmlns:mc="http://schemas.openxmlformats.org/markup-compatibility/2006" xmlns:aink="http://schemas.microsoft.com/office/drawing/2016/ink" xmlns:am3d="http://schemas.microsoft.com/office/drawing/2017/model3d" xmlns:o="urn:schemas-microsoft-com:office:office" xmlns:r="http://schemas.openxmlformats.org/officeDocument/2006/relationships" xmlns:m="http://schemas.openxmlformats.org/officeDocument/2006/math" xmlns:v="urn:schemas-microsoft-com:vml" xmlns:wp14="http://schemas.microsoft.com/office/word/2010/wordprocessingDrawing" xmlns:wp="http://schemas.openxmlformats.org/drawingml/2006/wordprocessingDrawing" xmlns:w10="urn:schemas-microsoft-com:office:word" xmlns:w="http://schemas.openxmlformats.org/wordprocessingml/2006/main" xmlns:w14="http://schemas.microsoft.com/office/word/2010/wordml" xmlns:w15="http://schemas.microsoft.com/office/word/2012/wordml" xmlns:w16cex="http://schemas.microsoft.com/office/word/2018/wordml/cex" xmlns:w16cid="http://schemas.microsoft.com/office/word/2016/wordml/cid" xmlns:w16="http://schemas.microsoft.com/office/word/2018/wordml" xmlns:w16sdtdh="http://schemas.microsoft.com/office/word/2020/wordml/sdtdatahash" xmlns:w16se="http://schemas.microsoft.com/office/word/2015/wordml/symex" xmlns:wpg="http://schemas.microsoft.com/office/word/2010/wordprocessingGroup" xmlns:wpi="http://schemas.microsoft.com/office/word/2010/wordprocessingInk" xmlns:wne="http://schemas.microsoft.com/office/word/2006/wordml" xmlns:wps="http://schemas.microsoft.com/office/word/2010/wordprocessingShape" mc:Ignorable="w14 w15 w16se w16cid w16 w16cex w16sdtdh wp14">
-  <w16cex:commentExtensible w16cex:durableId="7111F88E" w16cex:dateUtc="2026-10-07T00:49:00Z"/>
-  <w16cex:commentExtensible w16cex:durableId="0492B139" w16cex:dateUtc="2026-10-07T00:52:00Z"/>
-  <w16cex:commentExtensible w16cex:durableId="2E709C1F" w16cex:dateUtc="2026-10-07T03:23:00Z"/>
-  <w16cex:commentExtensible w16cex:durableId="2E709407" w16cex:dateUtc="2026-10-07T02:48:00Z"/>
+<w16cex:commentsExtensible xmlns:wpc="http://schemas.microsoft.com/office/word/2010/wordprocessingCanvas" xmlns:cx="http://schemas.microsoft.com/office/drawing/2014/chartex" xmlns:cx1="http://schemas.microsoft.com/office/drawing/2015/9/8/chartex" xmlns:cx2="http://schemas.microsoft.com/office/drawing/2015/10/21/chartex" xmlns:cx3="http://schemas.microsoft.com/office/drawing/2016/5/9/chartex" xmlns:cx4="http://schemas.microsoft.com/office/drawing/2016/5/10/chartex" xmlns:cx5="http://schemas.microsoft.com/office/drawing/2016/5/11/chartex" xmlns:cx6="http://schemas.microsoft.com/office/drawing/2016/5/12/chartex" xmlns:cx7="http://schemas.microsoft.com/office/drawing/2016/5/13/chartex" xmlns:cx8="http://schemas.microsoft.com/office/drawing/2016/5/14/chartex" xmlns:cr="http://schemas.microsoft.com/office/comments/2020/reactions" xmlns:mc="http://schemas.openxmlformats.org/markup-compatibility/2006" xmlns:aink="http://schemas.microsoft.com/office/drawing/2016/ink" xmlns:am3d="http://schemas.microsoft.com/office/drawing/2017/model3d" xmlns:o="urn:schemas-microsoft-com:office:office" xmlns:oel="http://schemas.microsoft.com/office/2019/extlst" xmlns:r="http://schemas.openxmlformats.org/officeDocument/2006/relationships" xmlns:m="http://schemas.openxmlformats.org/officeDocument/2006/math" xmlns:v="urn:schemas-microsoft-com:vml" xmlns:wp14="http://schemas.microsoft.com/office/word/2010/wordprocessingDrawing" xmlns:wp="http://schemas.openxmlformats.org/drawingml/2006/wordprocessingDrawing" xmlns:w10="urn:schemas-microsoft-com:office:word" xmlns:w="http://schemas.openxmlformats.org/wordprocessingml/2006/main" xmlns:w14="http://schemas.microsoft.com/office/word/2010/wordml" xmlns:w15="http://schemas.microsoft.com/office/word/2012/wordml" xmlns:w16cex="http://schemas.microsoft.com/office/word/2018/wordml/cex" xmlns:w16cid="http://schemas.microsoft.com/office/word/2016/wordml/cid" xmlns:w16="http://schemas.microsoft.com/office/word/2018/wordml" xmlns:w16du="http://schemas.microsoft.com/office/word/2023/wordml/word16du" xmlns:w16sdtdh="http://schemas.microsoft.com/office/word/2020/wordml/sdtdatahash" xmlns:w16sdtfl="http://schemas.microsoft.com/office/word/2024/wordml/sdtformatlock" xmlns:w16se="http://schemas.microsoft.com/office/word/2015/wordml/symex" xmlns:wpg="http://schemas.microsoft.com/office/word/2010/wordprocessingGroup" xmlns:wpi="http://schemas.microsoft.com/office/word/2010/wordprocessingInk" xmlns:wne="http://schemas.microsoft.com/office/word/2006/wordml" xmlns:wps="http://schemas.microsoft.com/office/word/2010/wordprocessingShape" mc:Ignorable="w14 w15 w16se w16cid w16 w16cex w16sdtdh w16sdtfl cr w16du wp14">
   <w16cex:commentExtensible w16cex:durableId="5D79A1FB" w16cex:dateUtc="2026-10-07T01:04:00Z"/>
-  <w16cex:commentExtensible w16cex:durableId="68ABF501" w16cex:dateUtc="2026-10-07T00:57:00Z"/>
-  <w16cex:commentExtensible w16cex:durableId="2E7097A5" w16cex:dateUtc="2026-10-07T03:04:00Z"/>
-  <w16cex:commentExtensible w16cex:durableId="18ADA7F4" w16cex:dateUtc="2026-10-07T01:00:00Z"/>
+  <w16cex:commentExtensible w16cex:durableId="1D8E18B8" w16cex:dateUtc="2026-10-07T04:45:00Z"/>
 </w16cex:commentsExtensible>
 </file>
 
 <file path=word/commentsIds.xml><?xml version="1.0" encoding="utf-8"?>
-<w16cid:commentsIds xmlns:wpc="http://schemas.microsoft.com/office/word/2010/wordprocessingCanvas" xmlns:cx="http://schemas.microsoft.com/office/drawing/2014/chartex" xmlns:cx1="http://schemas.microsoft.com/office/drawing/2015/9/8/chartex" xmlns:cx2="http://schemas.microsoft.com/office/drawing/2015/10/21/chartex" xmlns:cx3="http://schemas.microsoft.com/office/drawing/2016/5/9/chartex" xmlns:cx4="http://schemas.microsoft.com/office/drawing/2016/5/10/chartex" xmlns:cx5="http://schemas.microsoft.com/office/drawing/2016/5/11/chartex" xmlns:cx6="http://schemas.microsoft.com/office/drawing/2016/5/12/chartex" xmlns:cx7="http://schemas.microsoft.com/office/drawing/2016/5/13/chartex" xmlns:cx8="http://schemas.microsoft.com/office/drawing/2016/5/14/chartex" xmlns:mc="http://schemas.openxmlformats.org/markup-compatibility/2006" xmlns:aink="http://schemas.microsoft.com/office/drawing/2016/ink" xmlns:am3d="http://schemas.microsoft.com/office/drawing/2017/model3d" xmlns:o="urn:schemas-microsoft-com:office:office" xmlns:r="http://schemas.openxmlformats.org/officeDocument/2006/relationships" xmlns:m="http://schemas.openxmlformats.org/officeDocument/2006/math" xmlns:v="urn:schemas-microsoft-com:vml" xmlns:wp14="http://schemas.microsoft.com/office/word/2010/wordprocessingDrawing" xmlns:wp="http://schemas.openxmlformats.org/drawingml/2006/wordprocessingDrawing" xmlns:w10="urn:schemas-microsoft-com:office:word" xmlns:w="http://schemas.openxmlformats.org/wordprocessingml/2006/main" xmlns:w14="http://schemas.microsoft.com/office/word/2010/wordml" xmlns:w15="http://schemas.microsoft.com/office/word/2012/wordml" xmlns:w16cex="http://schemas.microsoft.com/office/word/2018/wordml/cex" xmlns:w16cid="http://schemas.microsoft.com/office/word/2016/wordml/cid" xmlns:w16="http://schemas.microsoft.com/office/word/2018/wordml" xmlns:w16sdtdh="http://schemas.microsoft.com/office/word/2020/wordml/sdtdatahash" xmlns:w16se="http://schemas.microsoft.com/office/word/2015/wordml/symex" xmlns:wpg="http://schemas.microsoft.com/office/word/2010/wordprocessingGroup" xmlns:wpi="http://schemas.microsoft.com/office/word/2010/wordprocessingInk" xmlns:wne="http://schemas.microsoft.com/office/word/2006/wordml" xmlns:wps="http://schemas.microsoft.com/office/word/2010/wordprocessingShape" mc:Ignorable="w14 w15 w16se w16cid w16 w16cex w16sdtdh wp14">
-  <w16cid:commentId w16cid:paraId="74B5E6CF" w16cid:durableId="74B5E6CF"/>
-  <w16cid:commentId w16cid:paraId="614C2034" w16cid:durableId="7111F88E"/>
-  <w16cid:commentId w16cid:paraId="10AA3DEA" w16cid:durableId="10AA3DEA"/>
-  <w16cid:commentId w16cid:paraId="67AE61F8" w16cid:durableId="0492B139"/>
-  <w16cid:commentId w16cid:paraId="710322A4" w16cid:durableId="710322A4"/>
-  <w16cid:commentId w16cid:paraId="00763CB8" w16cid:durableId="2E709C1F"/>
-  <w16cid:commentId w16cid:paraId="5A7B45B5" w16cid:durableId="5A7B45B5"/>
-  <w16cid:commentId w16cid:paraId="7827A7BC" w16cid:durableId="2E709407"/>
+<w16cid:commentsIds xmlns:wpc="http://schemas.microsoft.com/office/word/2010/wordprocessingCanvas" xmlns:cx="http://schemas.microsoft.com/office/drawing/2014/chartex" xmlns:cx1="http://schemas.microsoft.com/office/drawing/2015/9/8/chartex" xmlns:cx2="http://schemas.microsoft.com/office/drawing/2015/10/21/chartex" xmlns:cx3="http://schemas.microsoft.com/office/drawing/2016/5/9/chartex" xmlns:cx4="http://schemas.microsoft.com/office/drawing/2016/5/10/chartex" xmlns:cx5="http://schemas.microsoft.com/office/drawing/2016/5/11/chartex" xmlns:cx6="http://schemas.microsoft.com/office/drawing/2016/5/12/chartex" xmlns:cx7="http://schemas.microsoft.com/office/drawing/2016/5/13/chartex" xmlns:cx8="http://schemas.microsoft.com/office/drawing/2016/5/14/chartex" xmlns:mc="http://schemas.openxmlformats.org/markup-compatibility/2006" xmlns:aink="http://schemas.microsoft.com/office/drawing/2016/ink" xmlns:am3d="http://schemas.microsoft.com/office/drawing/2017/model3d" xmlns:o="urn:schemas-microsoft-com:office:office" xmlns:oel="http://schemas.microsoft.com/office/2019/extlst" xmlns:r="http://schemas.openxmlformats.org/officeDocument/2006/relationships" xmlns:m="http://schemas.openxmlformats.org/officeDocument/2006/math" xmlns:v="urn:schemas-microsoft-com:vml" xmlns:wp14="http://schemas.microsoft.com/office/word/2010/wordprocessingDrawing" xmlns:wp="http://schemas.openxmlformats.org/drawingml/2006/wordprocessingDrawing" xmlns:w10="urn:schemas-microsoft-com:office:word" xmlns:w="http://schemas.openxmlformats.org/wordprocessingml/2006/main" xmlns:w14="http://schemas.microsoft.com/office/word/2010/wordml" xmlns:w15="http://schemas.microsoft.com/office/word/2012/wordml" xmlns:w16cex="http://schemas.microsoft.com/office/word/2018/wordml/cex" xmlns:w16cid="http://schemas.microsoft.com/office/word/2016/wordml/cid" xmlns:w16="http://schemas.microsoft.com/office/word/2018/wordml" xmlns:w16du="http://schemas.microsoft.com/office/word/2023/wordml/word16du" xmlns:w16sdtdh="http://schemas.microsoft.com/office/word/2020/wordml/sdtdatahash" xmlns:w16sdtfl="http://schemas.microsoft.com/office/word/2024/wordml/sdtformatlock" xmlns:w16se="http://schemas.microsoft.com/office/word/2015/wordml/symex" xmlns:wpg="http://schemas.microsoft.com/office/word/2010/wordprocessingGroup" xmlns:wpi="http://schemas.microsoft.com/office/word/2010/wordprocessingInk" xmlns:wne="http://schemas.microsoft.com/office/word/2006/wordml" xmlns:wps="http://schemas.microsoft.com/office/word/2010/wordprocessingShape" mc:Ignorable="w14 w15 w16se w16cid w16 w16cex w16sdtdh w16sdtfl w16du wp14">
   <w16cid:commentId w16cid:paraId="44CE8D01" w16cid:durableId="44CE8D01"/>
   <w16cid:commentId w16cid:paraId="21415D5F" w16cid:durableId="5D79A1FB"/>
-  <w16cid:commentId w16cid:paraId="6AC53F5D" w16cid:durableId="6AC53F5D"/>
-  <w16cid:commentId w16cid:paraId="5DD6EEAE" w16cid:durableId="68ABF501"/>
-  <w16cid:commentId w16cid:paraId="3DDAE6FC" w16cid:durableId="3DDAE6FC"/>
-  <w16cid:commentId w16cid:paraId="2CEDD9E8" w16cid:durableId="2E7097A5"/>
-  <w16cid:commentId w16cid:paraId="69CC4CED" w16cid:durableId="69CC4CED"/>
-  <w16cid:commentId w16cid:paraId="23E4E1D8" w16cid:durableId="18ADA7F4"/>
+  <w16cid:commentId w16cid:paraId="7DE97A3B" w16cid:durableId="1D8E18B8"/>
 </w16cid:commentsIds>
 </file>
 
 <file path=word/endnotes.xml><?xml version="1.0" encoding="utf-8"?>
-<w:endnotes xmlns:wpc="http://schemas.microsoft.com/office/word/2010/wordprocessingCanvas" xmlns:cx="http://schemas.microsoft.com/office/drawing/2014/chartex" xmlns:cx1="http://schemas.microsoft.com/office/drawing/2015/9/8/chartex" xmlns:cx2="http://schemas.microsoft.com/office/drawing/2015/10/21/chartex" xmlns:cx3="http://schemas.microsoft.com/office/drawing/2016/5/9/chartex" xmlns:cx4="http://schemas.microsoft.com/office/drawing/2016/5/10/chartex" xmlns:cx5="http://schemas.microsoft.com/office/drawing/2016/5/11/chartex" xmlns:cx6="http://schemas.microsoft.com/office/drawing/2016/5/12/chartex" xmlns:cx7="http://schemas.microsoft.com/office/drawing/2016/5/13/chartex" xmlns:cx8="http://schemas.microsoft.com/office/drawing/2016/5/14/chartex" xmlns:mc="http://schemas.openxmlformats.org/markup-compatibility/2006" xmlns:aink="http://schemas.microsoft.com/office/drawing/2016/ink" xmlns:am3d="http://schemas.microsoft.com/office/drawing/2017/model3d" xmlns:o="urn:schemas-microsoft-com:office:office" xmlns:r="http://schemas.openxmlformats.org/officeDocument/2006/relationships" xmlns:m="http://schemas.openxmlformats.org/officeDocument/2006/math" xmlns:v="urn:schemas-microsoft-com:vml" xmlns:wp14="http://schemas.microsoft.com/office/word/2010/wordprocessingDrawing" xmlns:wp="http://schemas.openxmlformats.org/drawingml/2006/wordprocessingDrawing" xmlns:w10="urn:schemas-microsoft-com:office:word" xmlns:w="http://schemas.openxmlformats.org/wordprocessingml/2006/main" xmlns:w14="http://schemas.microsoft.com/office/word/2010/wordml" xmlns:w15="http://schemas.microsoft.com/office/word/2012/wordml" xmlns:w16cex="http://schemas.microsoft.com/office/word/2018/wordml/cex" xmlns:w16cid="http://schemas.microsoft.com/office/word/2016/wordml/cid" xmlns:w16="http://schemas.microsoft.com/office/word/2018/wordml" xmlns:w16sdtdh="http://schemas.microsoft.com/office/word/2020/wordml/sdtdatahash" xmlns:w16se="http://schemas.microsoft.com/office/word/2015/wordml/symex" xmlns:wpg="http://schemas.microsoft.com/office/word/2010/wordprocessingGroup" xmlns:wpi="http://schemas.microsoft.com/office/word/2010/wordprocessingInk" xmlns:wne="http://schemas.microsoft.com/office/word/2006/wordml" xmlns:wps="http://schemas.microsoft.com/office/word/2010/wordprocessingShape" mc:Ignorable="w14 w15 w16se w16cid w16 w16cex w16sdtdh wp14">
+<w:endnotes xmlns:wpc="http://schemas.microsoft.com/office/word/2010/wordprocessingCanvas" xmlns:cx="http://schemas.microsoft.com/office/drawing/2014/chartex" xmlns:cx1="http://schemas.microsoft.com/office/drawing/2015/9/8/chartex" xmlns:cx2="http://schemas.microsoft.com/office/drawing/2015/10/21/chartex" xmlns:cx3="http://schemas.microsoft.com/office/drawing/2016/5/9/chartex" xmlns:cx4="http://schemas.microsoft.com/office/drawing/2016/5/10/chartex" xmlns:cx5="http://schemas.microsoft.com/office/drawing/2016/5/11/chartex" xmlns:cx6="http://schemas.microsoft.com/office/drawing/2016/5/12/chartex" xmlns:cx7="http://schemas.microsoft.com/office/drawing/2016/5/13/chartex" xmlns:cx8="http://schemas.microsoft.com/office/drawing/2016/5/14/chartex" xmlns:mc="http://schemas.openxmlformats.org/markup-compatibility/2006" xmlns:aink="http://schemas.microsoft.com/office/drawing/2016/ink" xmlns:am3d="http://schemas.microsoft.com/office/drawing/2017/model3d" xmlns:o="urn:schemas-microsoft-com:office:office" xmlns:oel="http://schemas.microsoft.com/office/2019/extlst" xmlns:r="http://schemas.openxmlformats.org/officeDocument/2006/relationships" xmlns:m="http://schemas.openxmlformats.org/officeDocument/2006/math" xmlns:v="urn:schemas-microsoft-com:vml" xmlns:wp14="http://schemas.microsoft.com/office/word/2010/wordprocessingDrawing" xmlns:wp="http://schemas.openxmlformats.org/drawingml/2006/wordprocessingDrawing" xmlns:w10="urn:schemas-microsoft-com:office:word" xmlns:w="http://schemas.openxmlformats.org/wordprocessingml/2006/main" xmlns:w14="http://schemas.microsoft.com/office/word/2010/wordml" xmlns:w15="http://schemas.microsoft.com/office/word/2012/wordml" xmlns:w16cex="http://schemas.microsoft.com/office/word/2018/wordml/cex" xmlns:w16cid="http://schemas.microsoft.com/office/word/2016/wordml/cid" xmlns:w16="http://schemas.microsoft.com/office/word/2018/wordml" xmlns:w16du="http://schemas.microsoft.com/office/word/2023/wordml/word16du" xmlns:w16sdtdh="http://schemas.microsoft.com/office/word/2020/wordml/sdtdatahash" xmlns:w16sdtfl="http://schemas.microsoft.com/office/word/2024/wordml/sdtformatlock" xmlns:w16se="http://schemas.microsoft.com/office/word/2015/wordml/symex" xmlns:wpg="http://schemas.microsoft.com/office/word/2010/wordprocessingGroup" xmlns:wpi="http://schemas.microsoft.com/office/word/2010/wordprocessingInk" xmlns:wne="http://schemas.microsoft.com/office/word/2006/wordml" xmlns:wps="http://schemas.microsoft.com/office/word/2010/wordprocessingShape" mc:Ignorable="w14 w15 w16se w16cid w16 w16cex w16sdtdh w16sdtfl w16du wp14">
   <w:endnote w:type="separator" w:id="-1">
     <w:p>
       <w:r>
@@ -6633,7 +6186,7 @@
 </file>
 
 <file path=word/footer1.xml><?xml version="1.0" encoding="utf-8"?>
-<w:ftr xmlns:wpc="http://schemas.microsoft.com/office/word/2010/wordprocessingCanvas" xmlns:cx="http://schemas.microsoft.com/office/drawing/2014/chartex" xmlns:cx1="http://schemas.microsoft.com/office/drawing/2015/9/8/chartex" xmlns:cx2="http://schemas.microsoft.com/office/drawing/2015/10/21/chartex" xmlns:cx3="http://schemas.microsoft.com/office/drawing/2016/5/9/chartex" xmlns:cx4="http://schemas.microsoft.com/office/drawing/2016/5/10/chartex" xmlns:cx5="http://schemas.microsoft.com/office/drawing/2016/5/11/chartex" xmlns:cx6="http://schemas.microsoft.com/office/drawing/2016/5/12/chartex" xmlns:cx7="http://schemas.microsoft.com/office/drawing/2016/5/13/chartex" xmlns:cx8="http://schemas.microsoft.com/office/drawing/2016/5/14/chartex" xmlns:mc="http://schemas.openxmlformats.org/markup-compatibility/2006" xmlns:aink="http://schemas.microsoft.com/office/drawing/2016/ink" xmlns:am3d="http://schemas.microsoft.com/office/drawing/2017/model3d" xmlns:o="urn:schemas-microsoft-com:office:office" xmlns:r="http://schemas.openxmlformats.org/officeDocument/2006/relationships" xmlns:m="http://schemas.openxmlformats.org/officeDocument/2006/math" xmlns:v="urn:schemas-microsoft-com:vml" xmlns:wp14="http://schemas.microsoft.com/office/word/2010/wordprocessingDrawing" xmlns:wp="http://schemas.openxmlformats.org/drawingml/2006/wordprocessingDrawing" xmlns:w10="urn:schemas-microsoft-com:office:word" xmlns:w="http://schemas.openxmlformats.org/wordprocessingml/2006/main" xmlns:w14="http://schemas.microsoft.com/office/word/2010/wordml" xmlns:w15="http://schemas.microsoft.com/office/word/2012/wordml" xmlns:w16cex="http://schemas.microsoft.com/office/word/2018/wordml/cex" xmlns:w16cid="http://schemas.microsoft.com/office/word/2016/wordml/cid" xmlns:w16="http://schemas.microsoft.com/office/word/2018/wordml" xmlns:w16sdtdh="http://schemas.microsoft.com/office/word/2020/wordml/sdtdatahash" xmlns:w16se="http://schemas.microsoft.com/office/word/2015/wordml/symex" xmlns:wpg="http://schemas.microsoft.com/office/word/2010/wordprocessingGroup" xmlns:wpi="http://schemas.microsoft.com/office/word/2010/wordprocessingInk" xmlns:wne="http://schemas.microsoft.com/office/word/2006/wordml" xmlns:wps="http://schemas.microsoft.com/office/word/2010/wordprocessingShape" mc:Ignorable="w14 w15 w16se w16cid w16 w16cex w16sdtdh wp14">
+<w:ftr xmlns:wpc="http://schemas.microsoft.com/office/word/2010/wordprocessingCanvas" xmlns:cx="http://schemas.microsoft.com/office/drawing/2014/chartex" xmlns:cx1="http://schemas.microsoft.com/office/drawing/2015/9/8/chartex" xmlns:cx2="http://schemas.microsoft.com/office/drawing/2015/10/21/chartex" xmlns:cx3="http://schemas.microsoft.com/office/drawing/2016/5/9/chartex" xmlns:cx4="http://schemas.microsoft.com/office/drawing/2016/5/10/chartex" xmlns:cx5="http://schemas.microsoft.com/office/drawing/2016/5/11/chartex" xmlns:cx6="http://schemas.microsoft.com/office/drawing/2016/5/12/chartex" xmlns:cx7="http://schemas.microsoft.com/office/drawing/2016/5/13/chartex" xmlns:cx8="http://schemas.microsoft.com/office/drawing/2016/5/14/chartex" xmlns:mc="http://schemas.openxmlformats.org/markup-compatibility/2006" xmlns:aink="http://schemas.microsoft.com/office/drawing/2016/ink" xmlns:am3d="http://schemas.microsoft.com/office/drawing/2017/model3d" xmlns:o="urn:schemas-microsoft-com:office:office" xmlns:oel="http://schemas.microsoft.com/office/2019/extlst" xmlns:r="http://schemas.openxmlformats.org/officeDocument/2006/relationships" xmlns:m="http://schemas.openxmlformats.org/officeDocument/2006/math" xmlns:v="urn:schemas-microsoft-com:vml" xmlns:wp14="http://schemas.microsoft.com/office/word/2010/wordprocessingDrawing" xmlns:wp="http://schemas.openxmlformats.org/drawingml/2006/wordprocessingDrawing" xmlns:w10="urn:schemas-microsoft-com:office:word" xmlns:w="http://schemas.openxmlformats.org/wordprocessingml/2006/main" xmlns:w14="http://schemas.microsoft.com/office/word/2010/wordml" xmlns:w15="http://schemas.microsoft.com/office/word/2012/wordml" xmlns:w16cex="http://schemas.microsoft.com/office/word/2018/wordml/cex" xmlns:w16cid="http://schemas.microsoft.com/office/word/2016/wordml/cid" xmlns:w16="http://schemas.microsoft.com/office/word/2018/wordml" xmlns:w16du="http://schemas.microsoft.com/office/word/2023/wordml/word16du" xmlns:w16sdtdh="http://schemas.microsoft.com/office/word/2020/wordml/sdtdatahash" xmlns:w16sdtfl="http://schemas.microsoft.com/office/word/2024/wordml/sdtformatlock" xmlns:w16se="http://schemas.microsoft.com/office/word/2015/wordml/symex" xmlns:wpg="http://schemas.microsoft.com/office/word/2010/wordprocessingGroup" xmlns:wpi="http://schemas.microsoft.com/office/word/2010/wordprocessingInk" xmlns:wne="http://schemas.microsoft.com/office/word/2006/wordml" xmlns:wps="http://schemas.microsoft.com/office/word/2010/wordprocessingShape" mc:Ignorable="w14 w15 w16se w16cid w16 w16cex w16sdtdh w16sdtfl w16du wp14">
   <w:sdt>
     <w:sdtPr>
       <w:id w:val="1154028649"/>
@@ -6642,7 +6195,6 @@
         <w:docPartUnique/>
       </w:docPartObj>
     </w:sdtPr>
-    <w:sdtEndPr/>
     <w:sdtContent>
       <w:p>
         <w:pPr>
@@ -6671,7 +6223,7 @@
 </file>
 
 <file path=word/footer2.xml><?xml version="1.0" encoding="utf-8"?>
-<w:ftr xmlns:wpc="http://schemas.microsoft.com/office/word/2010/wordprocessingCanvas" xmlns:cx="http://schemas.microsoft.com/office/drawing/2014/chartex" xmlns:cx1="http://schemas.microsoft.com/office/drawing/2015/9/8/chartex" xmlns:cx2="http://schemas.microsoft.com/office/drawing/2015/10/21/chartex" xmlns:cx3="http://schemas.microsoft.com/office/drawing/2016/5/9/chartex" xmlns:cx4="http://schemas.microsoft.com/office/drawing/2016/5/10/chartex" xmlns:cx5="http://schemas.microsoft.com/office/drawing/2016/5/11/chartex" xmlns:cx6="http://schemas.microsoft.com/office/drawing/2016/5/12/chartex" xmlns:cx7="http://schemas.microsoft.com/office/drawing/2016/5/13/chartex" xmlns:cx8="http://schemas.microsoft.com/office/drawing/2016/5/14/chartex" xmlns:mc="http://schemas.openxmlformats.org/markup-compatibility/2006" xmlns:aink="http://schemas.microsoft.com/office/drawing/2016/ink" xmlns:am3d="http://schemas.microsoft.com/office/drawing/2017/model3d" xmlns:o="urn:schemas-microsoft-com:office:office" xmlns:r="http://schemas.openxmlformats.org/officeDocument/2006/relationships" xmlns:m="http://schemas.openxmlformats.org/officeDocument/2006/math" xmlns:v="urn:schemas-microsoft-com:vml" xmlns:wp14="http://schemas.microsoft.com/office/word/2010/wordprocessingDrawing" xmlns:wp="http://schemas.openxmlformats.org/drawingml/2006/wordprocessingDrawing" xmlns:w10="urn:schemas-microsoft-com:office:word" xmlns:w="http://schemas.openxmlformats.org/wordprocessingml/2006/main" xmlns:w14="http://schemas.microsoft.com/office/word/2010/wordml" xmlns:w15="http://schemas.microsoft.com/office/word/2012/wordml" xmlns:w16cex="http://schemas.microsoft.com/office/word/2018/wordml/cex" xmlns:w16cid="http://schemas.microsoft.com/office/word/2016/wordml/cid" xmlns:w16="http://schemas.microsoft.com/office/word/2018/wordml" xmlns:w16sdtdh="http://schemas.microsoft.com/office/word/2020/wordml/sdtdatahash" xmlns:w16se="http://schemas.microsoft.com/office/word/2015/wordml/symex" xmlns:wpg="http://schemas.microsoft.com/office/word/2010/wordprocessingGroup" xmlns:wpi="http://schemas.microsoft.com/office/word/2010/wordprocessingInk" xmlns:wne="http://schemas.microsoft.com/office/word/2006/wordml" xmlns:wps="http://schemas.microsoft.com/office/word/2010/wordprocessingShape" mc:Ignorable="w14 w15 w16se w16cid w16 w16cex w16sdtdh wp14">
+<w:ftr xmlns:wpc="http://schemas.microsoft.com/office/word/2010/wordprocessingCanvas" xmlns:cx="http://schemas.microsoft.com/office/drawing/2014/chartex" xmlns:cx1="http://schemas.microsoft.com/office/drawing/2015/9/8/chartex" xmlns:cx2="http://schemas.microsoft.com/office/drawing/2015/10/21/chartex" xmlns:cx3="http://schemas.microsoft.com/office/drawing/2016/5/9/chartex" xmlns:cx4="http://schemas.microsoft.com/office/drawing/2016/5/10/chartex" xmlns:cx5="http://schemas.microsoft.com/office/drawing/2016/5/11/chartex" xmlns:cx6="http://schemas.microsoft.com/office/drawing/2016/5/12/chartex" xmlns:cx7="http://schemas.microsoft.com/office/drawing/2016/5/13/chartex" xmlns:cx8="http://schemas.microsoft.com/office/drawing/2016/5/14/chartex" xmlns:mc="http://schemas.openxmlformats.org/markup-compatibility/2006" xmlns:aink="http://schemas.microsoft.com/office/drawing/2016/ink" xmlns:am3d="http://schemas.microsoft.com/office/drawing/2017/model3d" xmlns:o="urn:schemas-microsoft-com:office:office" xmlns:oel="http://schemas.microsoft.com/office/2019/extlst" xmlns:r="http://schemas.openxmlformats.org/officeDocument/2006/relationships" xmlns:m="http://schemas.openxmlformats.org/officeDocument/2006/math" xmlns:v="urn:schemas-microsoft-com:vml" xmlns:wp14="http://schemas.microsoft.com/office/word/2010/wordprocessingDrawing" xmlns:wp="http://schemas.openxmlformats.org/drawingml/2006/wordprocessingDrawing" xmlns:w10="urn:schemas-microsoft-com:office:word" xmlns:w="http://schemas.openxmlformats.org/wordprocessingml/2006/main" xmlns:w14="http://schemas.microsoft.com/office/word/2010/wordml" xmlns:w15="http://schemas.microsoft.com/office/word/2012/wordml" xmlns:w16cex="http://schemas.microsoft.com/office/word/2018/wordml/cex" xmlns:w16cid="http://schemas.microsoft.com/office/word/2016/wordml/cid" xmlns:w16="http://schemas.microsoft.com/office/word/2018/wordml" xmlns:w16du="http://schemas.microsoft.com/office/word/2023/wordml/word16du" xmlns:w16sdtdh="http://schemas.microsoft.com/office/word/2020/wordml/sdtdatahash" xmlns:w16sdtfl="http://schemas.microsoft.com/office/word/2024/wordml/sdtformatlock" xmlns:w16se="http://schemas.microsoft.com/office/word/2015/wordml/symex" xmlns:wpg="http://schemas.microsoft.com/office/word/2010/wordprocessingGroup" xmlns:wpi="http://schemas.microsoft.com/office/word/2010/wordprocessingInk" xmlns:wne="http://schemas.microsoft.com/office/word/2006/wordml" xmlns:wps="http://schemas.microsoft.com/office/word/2010/wordprocessingShape" mc:Ignorable="w14 w15 w16se w16cid w16 w16cex w16sdtdh w16sdtfl w16du wp14">
   <w:p>
     <w:pPr>
       <w:pStyle w:val="a5"/>
@@ -6687,7 +6239,7 @@
 </file>
 
 <file path=word/footnotes.xml><?xml version="1.0" encoding="utf-8"?>
-<w:footnotes xmlns:wpc="http://schemas.microsoft.com/office/word/2010/wordprocessingCanvas" xmlns:cx="http://schemas.microsoft.com/office/drawing/2014/chartex" xmlns:cx1="http://schemas.microsoft.com/office/drawing/2015/9/8/chartex" xmlns:cx2="http://schemas.microsoft.com/office/drawing/2015/10/21/chartex" xmlns:cx3="http://schemas.microsoft.com/office/drawing/2016/5/9/chartex" xmlns:cx4="http://schemas.microsoft.com/office/drawing/2016/5/10/chartex" xmlns:cx5="http://schemas.microsoft.com/office/drawing/2016/5/11/chartex" xmlns:cx6="http://schemas.microsoft.com/office/drawing/2016/5/12/chartex" xmlns:cx7="http://schemas.microsoft.com/office/drawing/2016/5/13/chartex" xmlns:cx8="http://schemas.microsoft.com/office/drawing/2016/5/14/chartex" xmlns:mc="http://schemas.openxmlformats.org/markup-compatibility/2006" xmlns:aink="http://schemas.microsoft.com/office/drawing/2016/ink" xmlns:am3d="http://schemas.microsoft.com/office/drawing/2017/model3d" xmlns:o="urn:schemas-microsoft-com:office:office" xmlns:r="http://schemas.openxmlformats.org/officeDocument/2006/relationships" xmlns:m="http://schemas.openxmlformats.org/officeDocument/2006/math" xmlns:v="urn:schemas-microsoft-com:vml" xmlns:wp14="http://schemas.microsoft.com/office/word/2010/wordprocessingDrawing" xmlns:wp="http://schemas.openxmlformats.org/drawingml/2006/wordprocessingDrawing" xmlns:w10="urn:schemas-microsoft-com:office:word" xmlns:w="http://schemas.openxmlformats.org/wordprocessingml/2006/main" xmlns:w14="http://schemas.microsoft.com/office/word/2010/wordml" xmlns:w15="http://schemas.microsoft.com/office/word/2012/wordml" xmlns:w16cex="http://schemas.microsoft.com/office/word/2018/wordml/cex" xmlns:w16cid="http://schemas.microsoft.com/office/word/2016/wordml/cid" xmlns:w16="http://schemas.microsoft.com/office/word/2018/wordml" xmlns:w16sdtdh="http://schemas.microsoft.com/office/word/2020/wordml/sdtdatahash" xmlns:w16se="http://schemas.microsoft.com/office/word/2015/wordml/symex" xmlns:wpg="http://schemas.microsoft.com/office/word/2010/wordprocessingGroup" xmlns:wpi="http://schemas.microsoft.com/office/word/2010/wordprocessingInk" xmlns:wne="http://schemas.microsoft.com/office/word/2006/wordml" xmlns:wps="http://schemas.microsoft.com/office/word/2010/wordprocessingShape" mc:Ignorable="w14 w15 w16se w16cid w16 w16cex w16sdtdh wp14">
+<w:footnotes xmlns:wpc="http://schemas.microsoft.com/office/word/2010/wordprocessingCanvas" xmlns:cx="http://schemas.microsoft.com/office/drawing/2014/chartex" xmlns:cx1="http://schemas.microsoft.com/office/drawing/2015/9/8/chartex" xmlns:cx2="http://schemas.microsoft.com/office/drawing/2015/10/21/chartex" xmlns:cx3="http://schemas.microsoft.com/office/drawing/2016/5/9/chartex" xmlns:cx4="http://schemas.microsoft.com/office/drawing/2016/5/10/chartex" xmlns:cx5="http://schemas.microsoft.com/office/drawing/2016/5/11/chartex" xmlns:cx6="http://schemas.microsoft.com/office/drawing/2016/5/12/chartex" xmlns:cx7="http://schemas.microsoft.com/office/drawing/2016/5/13/chartex" xmlns:cx8="http://schemas.microsoft.com/office/drawing/2016/5/14/chartex" xmlns:mc="http://schemas.openxmlformats.org/markup-compatibility/2006" xmlns:aink="http://schemas.microsoft.com/office/drawing/2016/ink" xmlns:am3d="http://schemas.microsoft.com/office/drawing/2017/model3d" xmlns:o="urn:schemas-microsoft-com:office:office" xmlns:oel="http://schemas.microsoft.com/office/2019/extlst" xmlns:r="http://schemas.openxmlformats.org/officeDocument/2006/relationships" xmlns:m="http://schemas.openxmlformats.org/officeDocument/2006/math" xmlns:v="urn:schemas-microsoft-com:vml" xmlns:wp14="http://schemas.microsoft.com/office/word/2010/wordprocessingDrawing" xmlns:wp="http://schemas.openxmlformats.org/drawingml/2006/wordprocessingDrawing" xmlns:w10="urn:schemas-microsoft-com:office:word" xmlns:w="http://schemas.openxmlformats.org/wordprocessingml/2006/main" xmlns:w14="http://schemas.microsoft.com/office/word/2010/wordml" xmlns:w15="http://schemas.microsoft.com/office/word/2012/wordml" xmlns:w16cex="http://schemas.microsoft.com/office/word/2018/wordml/cex" xmlns:w16cid="http://schemas.microsoft.com/office/word/2016/wordml/cid" xmlns:w16="http://schemas.microsoft.com/office/word/2018/wordml" xmlns:w16du="http://schemas.microsoft.com/office/word/2023/wordml/word16du" xmlns:w16sdtdh="http://schemas.microsoft.com/office/word/2020/wordml/sdtdatahash" xmlns:w16sdtfl="http://schemas.microsoft.com/office/word/2024/wordml/sdtformatlock" xmlns:w16se="http://schemas.microsoft.com/office/word/2015/wordml/symex" xmlns:wpg="http://schemas.microsoft.com/office/word/2010/wordprocessingGroup" xmlns:wpi="http://schemas.microsoft.com/office/word/2010/wordprocessingInk" xmlns:wne="http://schemas.microsoft.com/office/word/2006/wordml" xmlns:wps="http://schemas.microsoft.com/office/word/2010/wordprocessingShape" mc:Ignorable="w14 w15 w16se w16cid w16 w16cex w16sdtdh w16sdtfl w16du wp14">
   <w:footnote w:type="separator" w:id="-1">
     <w:p>
       <w:r>
@@ -6706,7 +6258,7 @@
 </file>
 
 <file path=word/numbering.xml><?xml version="1.0" encoding="utf-8"?>
-<w:numbering xmlns:wpc="http://schemas.microsoft.com/office/word/2010/wordprocessingCanvas" xmlns:cx="http://schemas.microsoft.com/office/drawing/2014/chartex" xmlns:cx1="http://schemas.microsoft.com/office/drawing/2015/9/8/chartex" xmlns:cx2="http://schemas.microsoft.com/office/drawing/2015/10/21/chartex" xmlns:cx3="http://schemas.microsoft.com/office/drawing/2016/5/9/chartex" xmlns:cx4="http://schemas.microsoft.com/office/drawing/2016/5/10/chartex" xmlns:cx5="http://schemas.microsoft.com/office/drawing/2016/5/11/chartex" xmlns:cx6="http://schemas.microsoft.com/office/drawing/2016/5/12/chartex" xmlns:cx7="http://schemas.microsoft.com/office/drawing/2016/5/13/chartex" xmlns:cx8="http://schemas.microsoft.com/office/drawing/2016/5/14/chartex" xmlns:mc="http://schemas.openxmlformats.org/markup-compatibility/2006" xmlns:aink="http://schemas.microsoft.com/office/drawing/2016/ink" xmlns:am3d="http://schemas.microsoft.com/office/drawing/2017/model3d" xmlns:o="urn:schemas-microsoft-com:office:office" xmlns:r="http://schemas.openxmlformats.org/officeDocument/2006/relationships" xmlns:m="http://schemas.openxmlformats.org/officeDocument/2006/math" xmlns:v="urn:schemas-microsoft-com:vml" xmlns:wp14="http://schemas.microsoft.com/office/word/2010/wordprocessingDrawing" xmlns:wp="http://schemas.openxmlformats.org/drawingml/2006/wordprocessingDrawing" xmlns:w10="urn:schemas-microsoft-com:office:word" xmlns:w="http://schemas.openxmlformats.org/wordprocessingml/2006/main" xmlns:w14="http://schemas.microsoft.com/office/word/2010/wordml" xmlns:w15="http://schemas.microsoft.com/office/word/2012/wordml" xmlns:w16cex="http://schemas.microsoft.com/office/word/2018/wordml/cex" xmlns:w16cid="http://schemas.microsoft.com/office/word/2016/wordml/cid" xmlns:w16="http://schemas.microsoft.com/office/word/2018/wordml" xmlns:w16sdtdh="http://schemas.microsoft.com/office/word/2020/wordml/sdtdatahash" xmlns:w16se="http://schemas.microsoft.com/office/word/2015/wordml/symex" xmlns:wpg="http://schemas.microsoft.com/office/word/2010/wordprocessingGroup" xmlns:wpi="http://schemas.microsoft.com/office/word/2010/wordprocessingInk" xmlns:wne="http://schemas.microsoft.com/office/word/2006/wordml" xmlns:wps="http://schemas.microsoft.com/office/word/2010/wordprocessingShape" mc:Ignorable="w14 w15 w16se w16cid w16 w16cex w16sdtdh wp14">
+<w:numbering xmlns:wpc="http://schemas.microsoft.com/office/word/2010/wordprocessingCanvas" xmlns:cx="http://schemas.microsoft.com/office/drawing/2014/chartex" xmlns:cx1="http://schemas.microsoft.com/office/drawing/2015/9/8/chartex" xmlns:cx2="http://schemas.microsoft.com/office/drawing/2015/10/21/chartex" xmlns:cx3="http://schemas.microsoft.com/office/drawing/2016/5/9/chartex" xmlns:cx4="http://schemas.microsoft.com/office/drawing/2016/5/10/chartex" xmlns:cx5="http://schemas.microsoft.com/office/drawing/2016/5/11/chartex" xmlns:cx6="http://schemas.microsoft.com/office/drawing/2016/5/12/chartex" xmlns:cx7="http://schemas.microsoft.com/office/drawing/2016/5/13/chartex" xmlns:cx8="http://schemas.microsoft.com/office/drawing/2016/5/14/chartex" xmlns:mc="http://schemas.openxmlformats.org/markup-compatibility/2006" xmlns:aink="http://schemas.microsoft.com/office/drawing/2016/ink" xmlns:am3d="http://schemas.microsoft.com/office/drawing/2017/model3d" xmlns:o="urn:schemas-microsoft-com:office:office" xmlns:oel="http://schemas.microsoft.com/office/2019/extlst" xmlns:r="http://schemas.openxmlformats.org/officeDocument/2006/relationships" xmlns:m="http://schemas.openxmlformats.org/officeDocument/2006/math" xmlns:v="urn:schemas-microsoft-com:vml" xmlns:wp14="http://schemas.microsoft.com/office/word/2010/wordprocessingDrawing" xmlns:wp="http://schemas.openxmlformats.org/drawingml/2006/wordprocessingDrawing" xmlns:w10="urn:schemas-microsoft-com:office:word" xmlns:w="http://schemas.openxmlformats.org/wordprocessingml/2006/main" xmlns:w14="http://schemas.microsoft.com/office/word/2010/wordml" xmlns:w15="http://schemas.microsoft.com/office/word/2012/wordml" xmlns:w16cex="http://schemas.microsoft.com/office/word/2018/wordml/cex" xmlns:w16cid="http://schemas.microsoft.com/office/word/2016/wordml/cid" xmlns:w16="http://schemas.microsoft.com/office/word/2018/wordml" xmlns:w16du="http://schemas.microsoft.com/office/word/2023/wordml/word16du" xmlns:w16sdtdh="http://schemas.microsoft.com/office/word/2020/wordml/sdtdatahash" xmlns:w16sdtfl="http://schemas.microsoft.com/office/word/2024/wordml/sdtformatlock" xmlns:w16se="http://schemas.microsoft.com/office/word/2015/wordml/symex" xmlns:wpg="http://schemas.microsoft.com/office/word/2010/wordprocessingGroup" xmlns:wpi="http://schemas.microsoft.com/office/word/2010/wordprocessingInk" xmlns:wne="http://schemas.microsoft.com/office/word/2006/wordml" xmlns:wps="http://schemas.microsoft.com/office/word/2010/wordprocessingShape" mc:Ignorable="w14 w15 w16se w16cid w16 w16cex w16sdtdh w16sdtfl w16du wp14">
   <w:abstractNum w:abstractNumId="0" w15:restartNumberingAfterBreak="0">
     <w:nsid w:val="0C8E5849"/>
     <w:multiLevelType w:val="multilevel"/>
@@ -7393,13 +6945,13 @@
       </w:rPr>
     </w:lvl>
   </w:abstractNum>
-  <w:num w:numId="1">
+  <w:num w:numId="1" w16cid:durableId="559830612">
     <w:abstractNumId w:val="0"/>
   </w:num>
-  <w:num w:numId="2">
+  <w:num w:numId="2" w16cid:durableId="1652250644">
     <w:abstractNumId w:val="4"/>
   </w:num>
-  <w:num w:numId="3">
+  <w:num w:numId="3" w16cid:durableId="1408722808">
     <w:abstractNumId w:val="0"/>
     <w:lvlOverride w:ilvl="0">
       <w:startOverride w:val="1"/>
@@ -7429,7 +6981,7 @@
       <w:startOverride w:val="1"/>
     </w:lvlOverride>
   </w:num>
-  <w:num w:numId="4">
+  <w:num w:numId="4" w16cid:durableId="820124715">
     <w:abstractNumId w:val="0"/>
     <w:lvlOverride w:ilvl="0">
       <w:startOverride w:val="1"/>
@@ -7459,7 +7011,7 @@
       <w:startOverride w:val="1"/>
     </w:lvlOverride>
   </w:num>
-  <w:num w:numId="5">
+  <w:num w:numId="5" w16cid:durableId="928077206">
     <w:abstractNumId w:val="0"/>
     <w:lvlOverride w:ilvl="0">
       <w:startOverride w:val="1"/>
@@ -7489,23 +7041,23 @@
       <w:startOverride w:val="1"/>
     </w:lvlOverride>
   </w:num>
-  <w:num w:numId="6">
+  <w:num w:numId="6" w16cid:durableId="309021530">
     <w:abstractNumId w:val="3"/>
   </w:num>
-  <w:num w:numId="7">
+  <w:num w:numId="7" w16cid:durableId="1471165491">
     <w:abstractNumId w:val="5"/>
   </w:num>
-  <w:num w:numId="8">
+  <w:num w:numId="8" w16cid:durableId="930553084">
     <w:abstractNumId w:val="2"/>
   </w:num>
-  <w:num w:numId="9">
+  <w:num w:numId="9" w16cid:durableId="1169980053">
     <w:abstractNumId w:val="1"/>
   </w:num>
 </w:numbering>
 </file>
 
 <file path=word/people.xml><?xml version="1.0" encoding="utf-8"?>
-<w15:people xmlns:wpc="http://schemas.microsoft.com/office/word/2010/wordprocessingCanvas" xmlns:cx="http://schemas.microsoft.com/office/drawing/2014/chartex" xmlns:cx1="http://schemas.microsoft.com/office/drawing/2015/9/8/chartex" xmlns:cx2="http://schemas.microsoft.com/office/drawing/2015/10/21/chartex" xmlns:cx3="http://schemas.microsoft.com/office/drawing/2016/5/9/chartex" xmlns:cx4="http://schemas.microsoft.com/office/drawing/2016/5/10/chartex" xmlns:cx5="http://schemas.microsoft.com/office/drawing/2016/5/11/chartex" xmlns:cx6="http://schemas.microsoft.com/office/drawing/2016/5/12/chartex" xmlns:cx7="http://schemas.microsoft.com/office/drawing/2016/5/13/chartex" xmlns:cx8="http://schemas.microsoft.com/office/drawing/2016/5/14/chartex" xmlns:mc="http://schemas.openxmlformats.org/markup-compatibility/2006" xmlns:aink="http://schemas.microsoft.com/office/drawing/2016/ink" xmlns:am3d="http://schemas.microsoft.com/office/drawing/2017/model3d" xmlns:o="urn:schemas-microsoft-com:office:office" xmlns:r="http://schemas.openxmlformats.org/officeDocument/2006/relationships" xmlns:m="http://schemas.openxmlformats.org/officeDocument/2006/math" xmlns:v="urn:schemas-microsoft-com:vml" xmlns:wp14="http://schemas.microsoft.com/office/word/2010/wordprocessingDrawing" xmlns:wp="http://schemas.openxmlformats.org/drawingml/2006/wordprocessingDrawing" xmlns:w10="urn:schemas-microsoft-com:office:word" xmlns:w="http://schemas.openxmlformats.org/wordprocessingml/2006/main" xmlns:w14="http://schemas.microsoft.com/office/word/2010/wordml" xmlns:w15="http://schemas.microsoft.com/office/word/2012/wordml" xmlns:w16cex="http://schemas.microsoft.com/office/word/2018/wordml/cex" xmlns:w16cid="http://schemas.microsoft.com/office/word/2016/wordml/cid" xmlns:w16="http://schemas.microsoft.com/office/word/2018/wordml" xmlns:w16sdtdh="http://schemas.microsoft.com/office/word/2020/wordml/sdtdatahash" xmlns:w16se="http://schemas.microsoft.com/office/word/2015/wordml/symex" xmlns:wpg="http://schemas.microsoft.com/office/word/2010/wordprocessingGroup" xmlns:wpi="http://schemas.microsoft.com/office/word/2010/wordprocessingInk" xmlns:wne="http://schemas.microsoft.com/office/word/2006/wordml" xmlns:wps="http://schemas.microsoft.com/office/word/2010/wordprocessingShape" mc:Ignorable="w14 w15 w16se w16cid w16 w16cex w16sdtdh wp14">
+<w15:people xmlns:wpc="http://schemas.microsoft.com/office/word/2010/wordprocessingCanvas" xmlns:cx="http://schemas.microsoft.com/office/drawing/2014/chartex" xmlns:cx1="http://schemas.microsoft.com/office/drawing/2015/9/8/chartex" xmlns:cx2="http://schemas.microsoft.com/office/drawing/2015/10/21/chartex" xmlns:cx3="http://schemas.microsoft.com/office/drawing/2016/5/9/chartex" xmlns:cx4="http://schemas.microsoft.com/office/drawing/2016/5/10/chartex" xmlns:cx5="http://schemas.microsoft.com/office/drawing/2016/5/11/chartex" xmlns:cx6="http://schemas.microsoft.com/office/drawing/2016/5/12/chartex" xmlns:cx7="http://schemas.microsoft.com/office/drawing/2016/5/13/chartex" xmlns:cx8="http://schemas.microsoft.com/office/drawing/2016/5/14/chartex" xmlns:mc="http://schemas.openxmlformats.org/markup-compatibility/2006" xmlns:aink="http://schemas.microsoft.com/office/drawing/2016/ink" xmlns:am3d="http://schemas.microsoft.com/office/drawing/2017/model3d" xmlns:o="urn:schemas-microsoft-com:office:office" xmlns:oel="http://schemas.microsoft.com/office/2019/extlst" xmlns:r="http://schemas.openxmlformats.org/officeDocument/2006/relationships" xmlns:m="http://schemas.openxmlformats.org/officeDocument/2006/math" xmlns:v="urn:schemas-microsoft-com:vml" xmlns:wp14="http://schemas.microsoft.com/office/word/2010/wordprocessingDrawing" xmlns:wp="http://schemas.openxmlformats.org/drawingml/2006/wordprocessingDrawing" xmlns:w10="urn:schemas-microsoft-com:office:word" xmlns:w="http://schemas.openxmlformats.org/wordprocessingml/2006/main" xmlns:w14="http://schemas.microsoft.com/office/word/2010/wordml" xmlns:w15="http://schemas.microsoft.com/office/word/2012/wordml" xmlns:w16cex="http://schemas.microsoft.com/office/word/2018/wordml/cex" xmlns:w16cid="http://schemas.microsoft.com/office/word/2016/wordml/cid" xmlns:w16="http://schemas.microsoft.com/office/word/2018/wordml" xmlns:w16du="http://schemas.microsoft.com/office/word/2023/wordml/word16du" xmlns:w16sdtdh="http://schemas.microsoft.com/office/word/2020/wordml/sdtdatahash" xmlns:w16sdtfl="http://schemas.microsoft.com/office/word/2024/wordml/sdtformatlock" xmlns:w16se="http://schemas.microsoft.com/office/word/2015/wordml/symex" xmlns:wpg="http://schemas.microsoft.com/office/word/2010/wordprocessingGroup" xmlns:wpi="http://schemas.microsoft.com/office/word/2010/wordprocessingInk" xmlns:wne="http://schemas.microsoft.com/office/word/2006/wordml" xmlns:wps="http://schemas.microsoft.com/office/word/2010/wordprocessingShape" mc:Ignorable="w14 w15 w16se w16cid w16 w16cex w16sdtdh w16sdtfl w16du wp14">
   <w15:person w15:author="Kalentyev Alexey">
     <w15:presenceInfo w15:providerId="Windows Live" w15:userId="da819b8650d7d997"/>
   </w15:person>
@@ -7516,7 +7068,7 @@
 </file>
 
 <file path=word/styles.xml><?xml version="1.0" encoding="utf-8"?>
-<w:styles xmlns:mc="http://schemas.openxmlformats.org/markup-compatibility/2006" xmlns:r="http://schemas.openxmlformats.org/officeDocument/2006/relationships" xmlns:w="http://schemas.openxmlformats.org/wordprocessingml/2006/main" xmlns:w14="http://schemas.microsoft.com/office/word/2010/wordml" xmlns:w15="http://schemas.microsoft.com/office/word/2012/wordml" xmlns:w16cex="http://schemas.microsoft.com/office/word/2018/wordml/cex" xmlns:w16cid="http://schemas.microsoft.com/office/word/2016/wordml/cid" xmlns:w16="http://schemas.microsoft.com/office/word/2018/wordml" xmlns:w16sdtdh="http://schemas.microsoft.com/office/word/2020/wordml/sdtdatahash" xmlns:w16se="http://schemas.microsoft.com/office/word/2015/wordml/symex" mc:Ignorable="w14 w15 w16se w16cid w16 w16cex w16sdtdh">
+<w:styles xmlns:mc="http://schemas.openxmlformats.org/markup-compatibility/2006" xmlns:r="http://schemas.openxmlformats.org/officeDocument/2006/relationships" xmlns:w="http://schemas.openxmlformats.org/wordprocessingml/2006/main" xmlns:w14="http://schemas.microsoft.com/office/word/2010/wordml" xmlns:w15="http://schemas.microsoft.com/office/word/2012/wordml" xmlns:w16cex="http://schemas.microsoft.com/office/word/2018/wordml/cex" xmlns:w16cid="http://schemas.microsoft.com/office/word/2016/wordml/cid" xmlns:w16="http://schemas.microsoft.com/office/word/2018/wordml" xmlns:w16du="http://schemas.microsoft.com/office/word/2023/wordml/word16du" xmlns:w16sdtdh="http://schemas.microsoft.com/office/word/2020/wordml/sdtdatahash" xmlns:w16sdtfl="http://schemas.microsoft.com/office/word/2024/wordml/sdtformatlock" xmlns:w16se="http://schemas.microsoft.com/office/word/2015/wordml/symex" mc:Ignorable="w14 w15 w16se w16cid w16 w16cex w16sdtdh w16sdtfl w16du">
   <w:docDefaults>
     <w:rPrDefault>
       <w:rPr>
@@ -8285,7 +7837,6 @@
     <w:basedOn w:val="a"/>
     <w:link w:val="af1"/>
     <w:uiPriority w:val="99"/>
-    <w:semiHidden/>
     <w:unhideWhenUsed/>
     <w:rsid w:val="00BF48A5"/>
     <w:pPr>
@@ -8301,7 +7852,6 @@
     <w:basedOn w:val="a0"/>
     <w:link w:val="af0"/>
     <w:uiPriority w:val="99"/>
-    <w:semiHidden/>
     <w:rsid w:val="00BF48A5"/>
     <w:rPr>
       <w:rFonts w:ascii="Times New Roman" w:hAnsi="Times New Roman" w:cs="Times New Roman"/>
